--- a/Doc/swing-agent-arquitectura.docx
+++ b/Doc/swing-agent-arquitectura.docx
@@ -4,169 +4,31 @@
   <w:body>
     <w:p>
       <w:pPr>
-        <w:pStyle w:val="Heading1"/>
+        <w:pStyle w:val="Title"/>
       </w:pPr>
       <w:r>
-        <w:t>Swing Trading Agent — Arquitectura del Sistema v18.0</w:t>
+        <w:t>Swing Trading Agent — Arquitectura del Sistema v21.0</w:t>
       </w:r>
     </w:p>
     <w:p>
       <w:pPr>
-        <w:pStyle w:val="Heading2"/>
+        <w:pStyle w:val="Heading1"/>
       </w:pPr>
       <w:r>
         <w:t>Descripción general</w:t>
       </w:r>
     </w:p>
     <w:p>
-      <w:pPr/>
       <w:r>
-        <w:t>Swing Trading Agent es una aplicación web full-stack con autenticación en la nube. Implementa estrategia set-and-forget con señal final determinada por score técnico matemático (0-100), estrellas de contexto de entrada (0-3★) y detección automática de eventos que afectan el timing (earnings, ex-dividend, RSI extremo, precio sobre target de analistas).</w:t>
+        <w:t>KNNS TradeAgent es una aplicación web full-stack con autenticación en la nube. Tiene dos módulos independientes: Swing Trading (análisis técnico corto/mediano plazo) y Position Trading (mediano/largo plazo, semanas a 12+ meses). El swing module implementa estrategia set-and-forget con señal final determinada por score técnico matemático (0–100), estrellas de contexto de entrada (0–3★) y detección automática de eventos que afectan el timing (earnings, ex-dividend, RSI extremo, precio sobre target de analistas).</w:t>
       </w:r>
     </w:p>
     <w:p>
       <w:pPr>
-        <w:pStyle w:val="Heading2"/>
+        <w:pStyle w:val="Heading1"/>
       </w:pPr>
       <w:r>
-        <w:t>Pestañas de la aplicación</w:t>
-      </w:r>
-    </w:p>
-    <w:tbl>
-      <w:tblPr>
-        <w:tblStyle w:val="TableGrid"/>
-        <w:tblW w:type="auto" w:w="0"/>
-        <w:tblLook w:firstColumn="1" w:firstRow="1" w:lastColumn="0" w:lastRow="0" w:noHBand="0" w:noVBand="1" w:val="04A0"/>
-      </w:tblPr>
-      <w:tblGrid>
-        <w:gridCol w:w="4320"/>
-        <w:gridCol w:w="4320"/>
-      </w:tblGrid>
-      <w:tr>
-        <w:tc>
-          <w:tcPr>
-            <w:tcW w:type="dxa" w:w="2160"/>
-            <w:shd w:val="clear" w:color="auto" w:fill="DAEEF3"/>
-          </w:tcPr>
-          <w:p>
-            <w:r>
-              <w:rPr>
-                <w:b/>
-              </w:rPr>
-              <w:t>Pestaña</w:t>
-            </w:r>
-          </w:p>
-        </w:tc>
-        <w:tc>
-          <w:tcPr>
-            <w:tcW w:type="dxa" w:w="7200"/>
-            <w:shd w:val="clear" w:color="auto" w:fill="DAEEF3"/>
-          </w:tcPr>
-          <w:p>
-            <w:r>
-              <w:rPr>
-                <w:b/>
-              </w:rPr>
-              <w:t>Función</w:t>
-            </w:r>
-          </w:p>
-        </w:tc>
-      </w:tr>
-      <w:tr>
-        <w:tc>
-          <w:tcPr>
-            <w:tcW w:type="dxa" w:w="2160"/>
-          </w:tcPr>
-          <w:p>
-            <w:r>
-              <w:t>Watchlist</w:t>
-            </w:r>
-          </w:p>
-        </w:tc>
-        <w:tc>
-          <w:tcPr>
-            <w:tcW w:type="dxa" w:w="7200"/>
-          </w:tcPr>
-          <w:p>
-            <w:r>
-              <w:t>Análisis por acción: score técnico, estrellas de contexto, señal final, alertas, entryZone (Método A/B), niveles técnicos anclados a soportes reales, plazo dinámico. Badge de trade activo y último trade cerrado por ticker. Botón 'En Seguimiento' en todas las tarjetas.</w:t>
-            </w:r>
-          </w:p>
-        </w:tc>
-      </w:tr>
-      <w:tr>
-        <w:tc>
-          <w:tcPr>
-            <w:tcW w:type="dxa" w:w="2160"/>
-          </w:tcPr>
-          <w:p>
-            <w:r>
-              <w:t>En Seguimiento</w:t>
-            </w:r>
-          </w:p>
-        </w:tc>
-        <w:tc>
-          <w:tcPr>
-            <w:tcW w:type="dxa" w:w="7200"/>
-          </w:tcPr>
-          <w:p>
-            <w:r>
-              <w:t>Acciones en espera de entrada: señal MONITOREAR o COMPRAR con wait_pullback (Método B). El usuario mueve aquí explícitamente con el botón. Contador refleja acciones realmente visibles.</w:t>
-            </w:r>
-          </w:p>
-        </w:tc>
-      </w:tr>
-      <w:tr>
-        <w:tc>
-          <w:tcPr>
-            <w:tcW w:type="dxa" w:w="2160"/>
-          </w:tcPr>
-          <w:p>
-            <w:r>
-              <w:t>Screener</w:t>
-            </w:r>
-          </w:p>
-        </w:tc>
-        <w:tc>
-          <w:tcPr>
-            <w:tcW w:type="dxa" w:w="7200"/>
-          </w:tcPr>
-          <w:p>
-            <w:r>
-              <w:t>Candidatas para swing trading. Solo acciones individuales. Actualización automática 9:30am ET vía GitHub Actions. Botón de actualización manual disponible.</w:t>
-            </w:r>
-          </w:p>
-        </w:tc>
-      </w:tr>
-      <w:tr>
-        <w:tc>
-          <w:tcPr>
-            <w:tcW w:type="dxa" w:w="2160"/>
-          </w:tcPr>
-          <w:p>
-            <w:r>
-              <w:t>Journal</w:t>
-            </w:r>
-          </w:p>
-        </w:tc>
-        <w:tc>
-          <w:tcPr>
-            <w:tcW w:type="dxa" w:w="7200"/>
-          </w:tcPr>
-          <w:p>
-            <w:r>
-              <w:t>Registro en Supabase. Dos secciones: análisis app (referencia) y operación real (editable). P&amp;L en % y USD. Resumen de cerradas. Vigencia del setup.</w:t>
-            </w:r>
-          </w:p>
-        </w:tc>
-      </w:tr>
-    </w:tbl>
-    <w:p>
-      <w:pPr>
-        <w:pStyle w:val="Heading2"/>
-      </w:pPr>
-      <w:r>
-        <w:t>Arquitectura de despliegue</w:t>
+        <w:t>Stack tecnológico</w:t>
       </w:r>
     </w:p>
     <w:tbl>
@@ -183,8 +45,7 @@
       <w:tr>
         <w:tc>
           <w:tcPr>
-            <w:tcW w:type="dxa" w:w="2160"/>
-            <w:shd w:val="clear" w:color="auto" w:fill="DAEEF3"/>
+            <w:tcW w:type="dxa" w:w="2880"/>
           </w:tcPr>
           <w:p>
             <w:r>
@@ -197,8 +58,7 @@
         </w:tc>
         <w:tc>
           <w:tcPr>
-            <w:tcW w:type="dxa" w:w="2592"/>
-            <w:shd w:val="clear" w:color="auto" w:fill="DAEEF3"/>
+            <w:tcW w:type="dxa" w:w="2880"/>
           </w:tcPr>
           <w:p>
             <w:r>
@@ -211,8 +71,7 @@
         </w:tc>
         <w:tc>
           <w:tcPr>
-            <w:tcW w:type="dxa" w:w="4608"/>
-            <w:shd w:val="clear" w:color="auto" w:fill="DAEEF3"/>
+            <w:tcW w:type="dxa" w:w="2880"/>
           </w:tcPr>
           <w:p>
             <w:r>
@@ -227,7 +86,167 @@
       <w:tr>
         <w:tc>
           <w:tcPr>
-            <w:tcW w:type="dxa" w:w="2160"/>
+            <w:tcW w:type="dxa" w:w="2880"/>
+          </w:tcPr>
+          <w:p/>
+        </w:tc>
+        <w:tc>
+          <w:tcPr>
+            <w:tcW w:type="dxa" w:w="2880"/>
+          </w:tcPr>
+          <w:p/>
+        </w:tc>
+        <w:tc>
+          <w:tcPr>
+            <w:tcW w:type="dxa" w:w="2880"/>
+          </w:tcPr>
+          <w:p/>
+        </w:tc>
+      </w:tr>
+      <w:tr>
+        <w:tc>
+          <w:tcPr>
+            <w:tcW w:type="dxa" w:w="2880"/>
+          </w:tcPr>
+          <w:p/>
+        </w:tc>
+        <w:tc>
+          <w:tcPr>
+            <w:tcW w:type="dxa" w:w="2880"/>
+          </w:tcPr>
+          <w:p/>
+        </w:tc>
+        <w:tc>
+          <w:tcPr>
+            <w:tcW w:type="dxa" w:w="2880"/>
+          </w:tcPr>
+          <w:p/>
+        </w:tc>
+      </w:tr>
+      <w:tr>
+        <w:tc>
+          <w:tcPr>
+            <w:tcW w:type="dxa" w:w="2880"/>
+          </w:tcPr>
+          <w:p/>
+        </w:tc>
+        <w:tc>
+          <w:tcPr>
+            <w:tcW w:type="dxa" w:w="2880"/>
+          </w:tcPr>
+          <w:p/>
+        </w:tc>
+        <w:tc>
+          <w:tcPr>
+            <w:tcW w:type="dxa" w:w="2880"/>
+          </w:tcPr>
+          <w:p/>
+        </w:tc>
+      </w:tr>
+      <w:tr>
+        <w:tc>
+          <w:tcPr>
+            <w:tcW w:type="dxa" w:w="2880"/>
+          </w:tcPr>
+          <w:p/>
+        </w:tc>
+        <w:tc>
+          <w:tcPr>
+            <w:tcW w:type="dxa" w:w="2880"/>
+          </w:tcPr>
+          <w:p/>
+        </w:tc>
+        <w:tc>
+          <w:tcPr>
+            <w:tcW w:type="dxa" w:w="2880"/>
+          </w:tcPr>
+          <w:p/>
+        </w:tc>
+      </w:tr>
+      <w:tr>
+        <w:tc>
+          <w:tcPr>
+            <w:tcW w:type="dxa" w:w="2880"/>
+          </w:tcPr>
+          <w:p/>
+        </w:tc>
+        <w:tc>
+          <w:tcPr>
+            <w:tcW w:type="dxa" w:w="2880"/>
+          </w:tcPr>
+          <w:p/>
+        </w:tc>
+        <w:tc>
+          <w:tcPr>
+            <w:tcW w:type="dxa" w:w="2880"/>
+          </w:tcPr>
+          <w:p/>
+        </w:tc>
+      </w:tr>
+      <w:tr>
+        <w:tc>
+          <w:tcPr>
+            <w:tcW w:type="dxa" w:w="2880"/>
+          </w:tcPr>
+          <w:p/>
+        </w:tc>
+        <w:tc>
+          <w:tcPr>
+            <w:tcW w:type="dxa" w:w="2880"/>
+          </w:tcPr>
+          <w:p/>
+        </w:tc>
+        <w:tc>
+          <w:tcPr>
+            <w:tcW w:type="dxa" w:w="2880"/>
+          </w:tcPr>
+          <w:p/>
+        </w:tc>
+      </w:tr>
+      <w:tr>
+        <w:tc>
+          <w:tcPr>
+            <w:tcW w:type="dxa" w:w="2880"/>
+          </w:tcPr>
+          <w:p/>
+        </w:tc>
+        <w:tc>
+          <w:tcPr>
+            <w:tcW w:type="dxa" w:w="2880"/>
+          </w:tcPr>
+          <w:p/>
+        </w:tc>
+        <w:tc>
+          <w:tcPr>
+            <w:tcW w:type="dxa" w:w="2880"/>
+          </w:tcPr>
+          <w:p/>
+        </w:tc>
+      </w:tr>
+      <w:tr>
+        <w:tc>
+          <w:tcPr>
+            <w:tcW w:type="dxa" w:w="2880"/>
+          </w:tcPr>
+          <w:p/>
+        </w:tc>
+        <w:tc>
+          <w:tcPr>
+            <w:tcW w:type="dxa" w:w="2880"/>
+          </w:tcPr>
+          <w:p/>
+        </w:tc>
+        <w:tc>
+          <w:tcPr>
+            <w:tcW w:type="dxa" w:w="2880"/>
+          </w:tcPr>
+          <w:p/>
+        </w:tc>
+      </w:tr>
+      <w:tr>
+        <w:tc>
+          <w:tcPr>
+            <w:tcW w:type="dxa" w:w="2880"/>
           </w:tcPr>
           <w:p>
             <w:r>
@@ -237,7 +256,7 @@
         </w:tc>
         <w:tc>
           <w:tcPr>
-            <w:tcW w:type="dxa" w:w="2592"/>
+            <w:tcW w:type="dxa" w:w="2880"/>
           </w:tcPr>
           <w:p>
             <w:r>
@@ -247,11 +266,11 @@
         </w:tc>
         <w:tc>
           <w:tcPr>
-            <w:tcW w:type="dxa" w:w="4608"/>
+            <w:tcW w:type="dxa" w:w="2880"/>
           </w:tcPr>
           <w:p>
             <w:r>
-              <w:t>SPA. Auth.jsx, StockCard.jsx, Discover.jsx, Journal.jsx, App.jsx</w:t>
+              <w:t>SPA. App.jsx (Swing), PositionModule.jsx, StockCard.jsx, Journal.jsx, Discover.jsx</w:t>
             </w:r>
           </w:p>
         </w:tc>
@@ -259,7 +278,7 @@
       <w:tr>
         <w:tc>
           <w:tcPr>
-            <w:tcW w:type="dxa" w:w="2160"/>
+            <w:tcW w:type="dxa" w:w="2880"/>
           </w:tcPr>
           <w:p>
             <w:r>
@@ -269,7 +288,7 @@
         </w:tc>
         <w:tc>
           <w:tcPr>
-            <w:tcW w:type="dxa" w:w="2592"/>
+            <w:tcW w:type="dxa" w:w="2880"/>
           </w:tcPr>
           <w:p>
             <w:r>
@@ -279,7 +298,7 @@
         </w:tc>
         <w:tc>
           <w:tcPr>
-            <w:tcW w:type="dxa" w:w="4608"/>
+            <w:tcW w:type="dxa" w:w="2880"/>
           </w:tcPr>
           <w:p>
             <w:r>
@@ -291,7 +310,7 @@
       <w:tr>
         <w:tc>
           <w:tcPr>
-            <w:tcW w:type="dxa" w:w="2160"/>
+            <w:tcW w:type="dxa" w:w="2880"/>
           </w:tcPr>
           <w:p>
             <w:r>
@@ -301,7 +320,7 @@
         </w:tc>
         <w:tc>
           <w:tcPr>
-            <w:tcW w:type="dxa" w:w="2592"/>
+            <w:tcW w:type="dxa" w:w="2880"/>
           </w:tcPr>
           <w:p>
             <w:r>
@@ -311,11 +330,11 @@
         </w:tc>
         <w:tc>
           <w:tcPr>
-            <w:tcW w:type="dxa" w:w="4608"/>
+            <w:tcW w:type="dxa" w:w="2880"/>
           </w:tcPr>
           <w:p>
             <w:r>
-              <w:t>watchlist, monitor_tickers, journal. Auth email/password</w:t>
+              <w:t>watchlist, monitor_tickers, journal, position_trades, analysis_cache, position_cache. Auth email/password</w:t>
             </w:r>
           </w:p>
         </w:tc>
@@ -323,7 +342,7 @@
       <w:tr>
         <w:tc>
           <w:tcPr>
-            <w:tcW w:type="dxa" w:w="2160"/>
+            <w:tcW w:type="dxa" w:w="2880"/>
           </w:tcPr>
           <w:p>
             <w:r>
@@ -333,21 +352,21 @@
         </w:tc>
         <w:tc>
           <w:tcPr>
-            <w:tcW w:type="dxa" w:w="2592"/>
+            <w:tcW w:type="dxa" w:w="2880"/>
           </w:tcPr>
           <w:p>
             <w:r>
-              <w:t>Alpha Vantage API (premium)</w:t>
+              <w:t>Alpha Vantage (premium)</w:t>
             </w:r>
           </w:p>
         </w:tc>
         <w:tc>
           <w:tcPr>
-            <w:tcW w:type="dxa" w:w="4608"/>
+            <w:tcW w:type="dxa" w:w="2880"/>
           </w:tcPr>
           <w:p>
             <w:r>
-              <w:t>Precios históricos, GLOBAL_QUOTE (15-min delay), OVERVIEW (fundamentales + dividendos), EARNINGS_CALENDAR</w:t>
+              <w:t>Precios históricos, GLOBAL_QUOTE (15-min delay), OVERVIEW (fundamentales + dividendos), Weekly Adjusted</w:t>
             </w:r>
           </w:p>
         </w:tc>
@@ -355,7 +374,7 @@
       <w:tr>
         <w:tc>
           <w:tcPr>
-            <w:tcW w:type="dxa" w:w="2160"/>
+            <w:tcW w:type="dxa" w:w="2880"/>
           </w:tcPr>
           <w:p>
             <w:r>
@@ -365,21 +384,21 @@
         </w:tc>
         <w:tc>
           <w:tcPr>
-            <w:tcW w:type="dxa" w:w="2592"/>
+            <w:tcW w:type="dxa" w:w="2880"/>
           </w:tcPr>
           <w:p>
             <w:r>
-              <w:t>Anthropic Claude Haiku</w:t>
+              <w:t>Claude Haiku (claude-haiku-4-5-20251001)</w:t>
             </w:r>
           </w:p>
         </w:tc>
         <w:tc>
           <w:tcPr>
-            <w:tcW w:type="dxa" w:w="4608"/>
+            <w:tcW w:type="dxa" w:w="2880"/>
           </w:tcPr>
           <w:p>
             <w:r>
-              <w:t>Genera análisis narrativo. Los niveles técnicos se calculan en Python (calc_levels).</w:t>
+              <w:t>Narrativa y catalizador para scorecard position trading. Los niveles y scores técnicos se calculan en Python.</w:t>
             </w:r>
           </w:p>
         </w:tc>
@@ -387,17 +406,17 @@
       <w:tr>
         <w:tc>
           <w:tcPr>
-            <w:tcW w:type="dxa" w:w="2160"/>
+            <w:tcW w:type="dxa" w:w="2880"/>
           </w:tcPr>
           <w:p>
             <w:r>
-              <w:t>Screener</w:t>
+              <w:t>Screener Swing</w:t>
             </w:r>
           </w:p>
         </w:tc>
         <w:tc>
           <w:tcPr>
-            <w:tcW w:type="dxa" w:w="2592"/>
+            <w:tcW w:type="dxa" w:w="2880"/>
           </w:tcPr>
           <w:p>
             <w:r>
@@ -407,16 +426,563 @@
         </w:tc>
         <w:tc>
           <w:tcPr>
-            <w:tcW w:type="dxa" w:w="4608"/>
+            <w:tcW w:type="dxa" w:w="2880"/>
           </w:tcPr>
           <w:p>
             <w:r>
-              <w:t>Scraping diario 9:30am ET. Solo acciones individuales (ind_stocksonly)</w:t>
+              <w:t>Scraping diario 9:30am ET (lunes-viernes). Filtro ind_stocksonly. Guarda data/screener.json.</w:t>
             </w:r>
           </w:p>
         </w:tc>
       </w:tr>
+      <w:tr>
+        <w:tc>
+          <w:tcPr>
+            <w:tcW w:type="dxa" w:w="2880"/>
+          </w:tcPr>
+          <w:p>
+            <w:r>
+              <w:t>Screener Position</w:t>
+            </w:r>
+          </w:p>
+        </w:tc>
+        <w:tc>
+          <w:tcPr>
+            <w:tcW w:type="dxa" w:w="2880"/>
+          </w:tcPr>
+          <w:p>
+            <w:r>
+              <w:t>Finviz + GitHub Actions</w:t>
+            </w:r>
+          </w:p>
+        </w:tc>
+        <w:tc>
+          <w:tcPr>
+            <w:tcW w:type="dxa" w:w="2880"/>
+          </w:tcPr>
+          <w:p>
+            <w:r>
+              <w:t>Cron lunes 14:00 UTC. Enriquece con AV OVERVIEW + Weekly Adjusted (weeksInBase). Guarda data/screener_position.json.</w:t>
+            </w:r>
+          </w:p>
+        </w:tc>
+      </w:tr>
+      <w:tr>
+        <w:tc>
+          <w:tcPr>
+            <w:tcW w:type="dxa" w:w="2880"/>
+          </w:tcPr>
+          <w:p>
+            <w:r>
+              <w:t>Repositorio</w:t>
+            </w:r>
+          </w:p>
+        </w:tc>
+        <w:tc>
+          <w:tcPr>
+            <w:tcW w:type="dxa" w:w="2880"/>
+          </w:tcPr>
+          <w:p>
+            <w:r>
+              <w:t>GitHub (orlaknns/swing-agent)</w:t>
+            </w:r>
+          </w:p>
+        </w:tc>
+        <w:tc>
+          <w:tcPr>
+            <w:tcW w:type="dxa" w:w="2880"/>
+          </w:tcPr>
+          <w:p>
+            <w:r>
+              <w:t>Fuente de verdad. Actions para screeners automáticos.</w:t>
+            </w:r>
+          </w:p>
+        </w:tc>
+      </w:tr>
     </w:tbl>
+    <w:p>
+      <w:pPr>
+        <w:pStyle w:val="Heading1"/>
+      </w:pPr>
+      <w:r>
+        <w:t>Navegación — Selector de módulos</w:t>
+      </w:r>
+    </w:p>
+    <w:p>
+      <w:r>
+        <w:t>App.jsx tiene const [module, setModule] = useState("selector"). Al cargar, muestra ModuleSelector. El usuario elige Swing Trading o Position Trading. Botón "← Volver" en cada módulo regresa al selector.</w:t>
+      </w:r>
+    </w:p>
+    <w:p>
+      <w:pPr>
+        <w:pStyle w:val="Heading1"/>
+      </w:pPr>
+      <w:r>
+        <w:t>Tablas Supabase</w:t>
+      </w:r>
+    </w:p>
+    <w:p>
+      <w:pPr>
+        <w:pStyle w:val="Heading2"/>
+      </w:pPr>
+      <w:r>
+        <w:t>watchlist</w:t>
+      </w:r>
+    </w:p>
+    <w:tbl>
+      <w:tblPr>
+        <w:tblStyle w:val="TableGrid"/>
+        <w:tblW w:type="auto" w:w="0"/>
+        <w:tblLook w:firstColumn="1" w:firstRow="1" w:lastColumn="0" w:lastRow="0" w:noHBand="0" w:noVBand="1" w:val="04A0"/>
+      </w:tblPr>
+      <w:tblGrid>
+        <w:gridCol w:w="2880"/>
+        <w:gridCol w:w="2880"/>
+        <w:gridCol w:w="2880"/>
+      </w:tblGrid>
+      <w:tr>
+        <w:tc>
+          <w:tcPr>
+            <w:tcW w:type="dxa" w:w="2880"/>
+          </w:tcPr>
+          <w:p>
+            <w:r>
+              <w:rPr>
+                <w:b/>
+              </w:rPr>
+              <w:t>Columna</w:t>
+            </w:r>
+          </w:p>
+        </w:tc>
+        <w:tc>
+          <w:tcPr>
+            <w:tcW w:type="dxa" w:w="2880"/>
+          </w:tcPr>
+          <w:p>
+            <w:r>
+              <w:rPr>
+                <w:b/>
+              </w:rPr>
+              <w:t>Tipo</w:t>
+            </w:r>
+          </w:p>
+        </w:tc>
+        <w:tc>
+          <w:tcPr>
+            <w:tcW w:type="dxa" w:w="2880"/>
+          </w:tcPr>
+          <w:p>
+            <w:r>
+              <w:rPr>
+                <w:b/>
+              </w:rPr>
+              <w:t>Descripción</w:t>
+            </w:r>
+          </w:p>
+        </w:tc>
+      </w:tr>
+      <w:tr>
+        <w:tc>
+          <w:tcPr>
+            <w:tcW w:type="dxa" w:w="2880"/>
+          </w:tcPr>
+          <w:p/>
+        </w:tc>
+        <w:tc>
+          <w:tcPr>
+            <w:tcW w:type="dxa" w:w="2880"/>
+          </w:tcPr>
+          <w:p/>
+        </w:tc>
+        <w:tc>
+          <w:tcPr>
+            <w:tcW w:type="dxa" w:w="2880"/>
+          </w:tcPr>
+          <w:p/>
+        </w:tc>
+      </w:tr>
+      <w:tr>
+        <w:tc>
+          <w:tcPr>
+            <w:tcW w:type="dxa" w:w="2880"/>
+          </w:tcPr>
+          <w:p/>
+        </w:tc>
+        <w:tc>
+          <w:tcPr>
+            <w:tcW w:type="dxa" w:w="2880"/>
+          </w:tcPr>
+          <w:p/>
+        </w:tc>
+        <w:tc>
+          <w:tcPr>
+            <w:tcW w:type="dxa" w:w="2880"/>
+          </w:tcPr>
+          <w:p/>
+        </w:tc>
+      </w:tr>
+      <w:tr>
+        <w:tc>
+          <w:tcPr>
+            <w:tcW w:type="dxa" w:w="2880"/>
+          </w:tcPr>
+          <w:p/>
+        </w:tc>
+        <w:tc>
+          <w:tcPr>
+            <w:tcW w:type="dxa" w:w="2880"/>
+          </w:tcPr>
+          <w:p/>
+        </w:tc>
+        <w:tc>
+          <w:tcPr>
+            <w:tcW w:type="dxa" w:w="2880"/>
+          </w:tcPr>
+          <w:p/>
+        </w:tc>
+      </w:tr>
+      <w:tr>
+        <w:tc>
+          <w:tcPr>
+            <w:tcW w:type="dxa" w:w="2880"/>
+          </w:tcPr>
+          <w:p/>
+        </w:tc>
+        <w:tc>
+          <w:tcPr>
+            <w:tcW w:type="dxa" w:w="2880"/>
+          </w:tcPr>
+          <w:p/>
+        </w:tc>
+        <w:tc>
+          <w:tcPr>
+            <w:tcW w:type="dxa" w:w="2880"/>
+          </w:tcPr>
+          <w:p/>
+        </w:tc>
+      </w:tr>
+      <w:tr>
+        <w:tc>
+          <w:tcPr>
+            <w:tcW w:type="dxa" w:w="2880"/>
+          </w:tcPr>
+          <w:p/>
+        </w:tc>
+        <w:tc>
+          <w:tcPr>
+            <w:tcW w:type="dxa" w:w="2880"/>
+          </w:tcPr>
+          <w:p/>
+        </w:tc>
+        <w:tc>
+          <w:tcPr>
+            <w:tcW w:type="dxa" w:w="2880"/>
+          </w:tcPr>
+          <w:p/>
+        </w:tc>
+      </w:tr>
+      <w:tr>
+        <w:tc>
+          <w:tcPr>
+            <w:tcW w:type="dxa" w:w="2880"/>
+          </w:tcPr>
+          <w:p/>
+        </w:tc>
+        <w:tc>
+          <w:tcPr>
+            <w:tcW w:type="dxa" w:w="2880"/>
+          </w:tcPr>
+          <w:p/>
+        </w:tc>
+        <w:tc>
+          <w:tcPr>
+            <w:tcW w:type="dxa" w:w="2880"/>
+          </w:tcPr>
+          <w:p/>
+        </w:tc>
+      </w:tr>
+      <w:tr>
+        <w:tc>
+          <w:tcPr>
+            <w:tcW w:type="dxa" w:w="2880"/>
+          </w:tcPr>
+          <w:p/>
+        </w:tc>
+        <w:tc>
+          <w:tcPr>
+            <w:tcW w:type="dxa" w:w="2880"/>
+          </w:tcPr>
+          <w:p/>
+        </w:tc>
+        <w:tc>
+          <w:tcPr>
+            <w:tcW w:type="dxa" w:w="2880"/>
+          </w:tcPr>
+          <w:p/>
+        </w:tc>
+      </w:tr>
+      <w:tr>
+        <w:tc>
+          <w:tcPr>
+            <w:tcW w:type="dxa" w:w="2880"/>
+          </w:tcPr>
+          <w:p>
+            <w:r>
+              <w:t>user_id</w:t>
+            </w:r>
+          </w:p>
+        </w:tc>
+        <w:tc>
+          <w:tcPr>
+            <w:tcW w:type="dxa" w:w="2880"/>
+          </w:tcPr>
+          <w:p>
+            <w:r>
+              <w:t>uuid</w:t>
+            </w:r>
+          </w:p>
+        </w:tc>
+        <w:tc>
+          <w:tcPr>
+            <w:tcW w:type="dxa" w:w="2880"/>
+          </w:tcPr>
+          <w:p>
+            <w:r>
+              <w:t>PK / clave de upsert</w:t>
+            </w:r>
+          </w:p>
+        </w:tc>
+      </w:tr>
+      <w:tr>
+        <w:tc>
+          <w:tcPr>
+            <w:tcW w:type="dxa" w:w="2880"/>
+          </w:tcPr>
+          <w:p>
+            <w:r>
+              <w:t>tickers</w:t>
+            </w:r>
+          </w:p>
+        </w:tc>
+        <w:tc>
+          <w:tcPr>
+            <w:tcW w:type="dxa" w:w="2880"/>
+          </w:tcPr>
+          <w:p>
+            <w:r>
+              <w:t>text[]</w:t>
+            </w:r>
+          </w:p>
+        </w:tc>
+        <w:tc>
+          <w:tcPr>
+            <w:tcW w:type="dxa" w:w="2880"/>
+          </w:tcPr>
+          <w:p>
+            <w:r>
+              <w:t>Watchlist swing</w:t>
+            </w:r>
+          </w:p>
+        </w:tc>
+      </w:tr>
+      <w:tr>
+        <w:tc>
+          <w:tcPr>
+            <w:tcW w:type="dxa" w:w="2880"/>
+          </w:tcPr>
+          <w:p>
+            <w:r>
+              <w:t>monitor_tickers</w:t>
+            </w:r>
+          </w:p>
+        </w:tc>
+        <w:tc>
+          <w:tcPr>
+            <w:tcW w:type="dxa" w:w="2880"/>
+          </w:tcPr>
+          <w:p>
+            <w:r>
+              <w:t>text[]</w:t>
+            </w:r>
+          </w:p>
+        </w:tc>
+        <w:tc>
+          <w:tcPr>
+            <w:tcW w:type="dxa" w:w="2880"/>
+          </w:tcPr>
+          <w:p>
+            <w:r>
+              <w:t>Lista "En seguimiento" swing</w:t>
+            </w:r>
+          </w:p>
+        </w:tc>
+      </w:tr>
+      <w:tr>
+        <w:tc>
+          <w:tcPr>
+            <w:tcW w:type="dxa" w:w="2880"/>
+          </w:tcPr>
+          <w:p>
+            <w:r>
+              <w:t>analysis_cache</w:t>
+            </w:r>
+          </w:p>
+        </w:tc>
+        <w:tc>
+          <w:tcPr>
+            <w:tcW w:type="dxa" w:w="2880"/>
+          </w:tcPr>
+          <w:p>
+            <w:r>
+              <w:t>jsonb</w:t>
+            </w:r>
+          </w:p>
+        </w:tc>
+        <w:tc>
+          <w:tcPr>
+            <w:tcW w:type="dxa" w:w="2880"/>
+          </w:tcPr>
+          <w:p>
+            <w:r>
+              <w:t>Cache análisis swing (con _savedAt)</w:t>
+            </w:r>
+          </w:p>
+        </w:tc>
+      </w:tr>
+      <w:tr>
+        <w:tc>
+          <w:tcPr>
+            <w:tcW w:type="dxa" w:w="2880"/>
+          </w:tcPr>
+          <w:p>
+            <w:r>
+              <w:t>position_watchlist</w:t>
+            </w:r>
+          </w:p>
+        </w:tc>
+        <w:tc>
+          <w:tcPr>
+            <w:tcW w:type="dxa" w:w="2880"/>
+          </w:tcPr>
+          <w:p>
+            <w:r>
+              <w:t>text[]</w:t>
+            </w:r>
+          </w:p>
+        </w:tc>
+        <w:tc>
+          <w:tcPr>
+            <w:tcW w:type="dxa" w:w="2880"/>
+          </w:tcPr>
+          <w:p>
+            <w:r>
+              <w:t>Watchlist position trading</w:t>
+            </w:r>
+          </w:p>
+        </w:tc>
+      </w:tr>
+      <w:tr>
+        <w:tc>
+          <w:tcPr>
+            <w:tcW w:type="dxa" w:w="2880"/>
+          </w:tcPr>
+          <w:p>
+            <w:r>
+              <w:t>position_cache</w:t>
+            </w:r>
+          </w:p>
+        </w:tc>
+        <w:tc>
+          <w:tcPr>
+            <w:tcW w:type="dxa" w:w="2880"/>
+          </w:tcPr>
+          <w:p>
+            <w:r>
+              <w:t>jsonb</w:t>
+            </w:r>
+          </w:p>
+        </w:tc>
+        <w:tc>
+          <w:tcPr>
+            <w:tcW w:type="dxa" w:w="2880"/>
+          </w:tcPr>
+          <w:p>
+            <w:r>
+              <w:t>Cache análisis position (con _savedAt)</w:t>
+            </w:r>
+          </w:p>
+        </w:tc>
+      </w:tr>
+      <w:tr>
+        <w:tc>
+          <w:tcPr>
+            <w:tcW w:type="dxa" w:w="2880"/>
+          </w:tcPr>
+          <w:p>
+            <w:r>
+              <w:t>updated_at</w:t>
+            </w:r>
+          </w:p>
+        </w:tc>
+        <w:tc>
+          <w:tcPr>
+            <w:tcW w:type="dxa" w:w="2880"/>
+          </w:tcPr>
+          <w:p>
+            <w:r>
+              <w:t>timestamptz</w:t>
+            </w:r>
+          </w:p>
+        </w:tc>
+        <w:tc>
+          <w:tcPr>
+            <w:tcW w:type="dxa" w:w="2880"/>
+          </w:tcPr>
+          <w:p>
+            <w:r/>
+          </w:p>
+        </w:tc>
+      </w:tr>
+    </w:tbl>
+    <w:p>
+      <w:r>
+        <w:t>CRÍTICO: Siempre escribir todos los campos juntos en un solo upsert (upsertAll). Nunca hacer upserts parciales — una escritura parcial sobreescribe los demás campos con null.</w:t>
+      </w:r>
+    </w:p>
+    <w:p>
+      <w:pPr>
+        <w:pStyle w:val="Heading2"/>
+      </w:pPr>
+      <w:r>
+        <w:t>journal (swing)</w:t>
+      </w:r>
+    </w:p>
+    <w:p>
+      <w:r>
+        <w:t>id, user_id, date, ticker, signal, strategy, trend, price, entry_low, entry_high, stop_loss, target, max_days, rr, rsi, sma21, sma50, sma200, mansfield_rs, next_earnings, fundamentals jsonb, analysis, status (open|breakeven|partial|closed), entry_price, position_size, exit_price, real_stop_loss, real_target, notes, exit_date, created_at</w:t>
+      </w:r>
+    </w:p>
+    <w:p>
+      <w:pPr>
+        <w:pStyle w:val="Heading2"/>
+      </w:pPr>
+      <w:r>
+        <w:t>position_trades (journal position)</w:t>
+      </w:r>
+    </w:p>
+    <w:p>
+      <w:r>
+        <w:t>id, user_id, ticker, company, sector, status (planning|open|closed), entry_date, entry_price, stop_price, target_price, shares, notes, scorecard jsonb, exit_date, exit_price, pnl, created_at</w:t>
+      </w:r>
+    </w:p>
+    <w:p>
+      <w:pPr>
+        <w:pStyle w:val="Heading1"/>
+      </w:pPr>
+      <w:r>
+        <w:t>MÓDULO SWING TRADING</w:t>
+      </w:r>
+    </w:p>
     <w:p>
       <w:pPr>
         <w:pStyle w:val="Heading2"/>
@@ -426,47 +992,225 @@
       </w:r>
     </w:p>
     <w:p>
-      <w:pPr/>
       <w:r>
-        <w:t>El análisis se divide en tres capas independientes ejecutadas secuencialmente en Python:</w:t>
+        <w:t>El análisis se divide en tres capas independientes ejecutadas secuencialmente en Python. Claude NO decide la señal — solo genera el análisis narrativo.</w:t>
       </w:r>
     </w:p>
-    <w:p>
-      <w:pPr>
-        <w:pStyle w:val="ListBullet"/>
-      </w:pPr>
-      <w:r>
-        <w:t>Capa 1 — calc_score(): Score técnico puro (0-100). Solo indicadores de precio y momentum. Base: 50. El score lo calcula Python — no Claude.</w:t>
-      </w:r>
-    </w:p>
-    <w:p>
-      <w:pPr>
-        <w:pStyle w:val="ListBullet"/>
-      </w:pPr>
-      <w:r>
-        <w:t>Capa 2 — calc_context_stars(): Estrellas de contexto de entrada (0-3★). Evalúa si es buen MOMENTO para entrar ahora, independiente del score técnico.</w:t>
-      </w:r>
-    </w:p>
-    <w:p>
-      <w:pPr>
-        <w:pStyle w:val="ListBullet"/>
-      </w:pPr>
-      <w:r>
-        <w:t>Capa 3 — determine_final_signal(): Señal final combinando score + estrellas + RSI.</w:t>
-      </w:r>
-    </w:p>
+    <w:tbl>
+      <w:tblPr>
+        <w:tblStyle w:val="TableGrid"/>
+        <w:tblW w:type="auto" w:w="0"/>
+        <w:tblLook w:firstColumn="1" w:firstRow="1" w:lastColumn="0" w:lastRow="0" w:noHBand="0" w:noVBand="1" w:val="04A0"/>
+      </w:tblPr>
+      <w:tblGrid>
+        <w:gridCol w:w="2880"/>
+        <w:gridCol w:w="2880"/>
+        <w:gridCol w:w="2880"/>
+      </w:tblGrid>
+      <w:tr>
+        <w:tc>
+          <w:tcPr>
+            <w:tcW w:type="dxa" w:w="2880"/>
+          </w:tcPr>
+          <w:p>
+            <w:r>
+              <w:rPr>
+                <w:b/>
+              </w:rPr>
+              <w:t>Capa</w:t>
+            </w:r>
+          </w:p>
+        </w:tc>
+        <w:tc>
+          <w:tcPr>
+            <w:tcW w:type="dxa" w:w="2880"/>
+          </w:tcPr>
+          <w:p>
+            <w:r>
+              <w:rPr>
+                <w:b/>
+              </w:rPr>
+              <w:t>Función</w:t>
+            </w:r>
+          </w:p>
+        </w:tc>
+        <w:tc>
+          <w:tcPr>
+            <w:tcW w:type="dxa" w:w="2880"/>
+          </w:tcPr>
+          <w:p>
+            <w:r>
+              <w:rPr>
+                <w:b/>
+              </w:rPr>
+              <w:t>Rango</w:t>
+            </w:r>
+          </w:p>
+        </w:tc>
+      </w:tr>
+      <w:tr>
+        <w:tc>
+          <w:tcPr>
+            <w:tcW w:type="dxa" w:w="2880"/>
+          </w:tcPr>
+          <w:p/>
+        </w:tc>
+        <w:tc>
+          <w:tcPr>
+            <w:tcW w:type="dxa" w:w="2880"/>
+          </w:tcPr>
+          <w:p/>
+        </w:tc>
+        <w:tc>
+          <w:tcPr>
+            <w:tcW w:type="dxa" w:w="2880"/>
+          </w:tcPr>
+          <w:p/>
+        </w:tc>
+      </w:tr>
+      <w:tr>
+        <w:tc>
+          <w:tcPr>
+            <w:tcW w:type="dxa" w:w="2880"/>
+          </w:tcPr>
+          <w:p/>
+        </w:tc>
+        <w:tc>
+          <w:tcPr>
+            <w:tcW w:type="dxa" w:w="2880"/>
+          </w:tcPr>
+          <w:p/>
+        </w:tc>
+        <w:tc>
+          <w:tcPr>
+            <w:tcW w:type="dxa" w:w="2880"/>
+          </w:tcPr>
+          <w:p/>
+        </w:tc>
+      </w:tr>
+      <w:tr>
+        <w:tc>
+          <w:tcPr>
+            <w:tcW w:type="dxa" w:w="2880"/>
+          </w:tcPr>
+          <w:p/>
+        </w:tc>
+        <w:tc>
+          <w:tcPr>
+            <w:tcW w:type="dxa" w:w="2880"/>
+          </w:tcPr>
+          <w:p/>
+        </w:tc>
+        <w:tc>
+          <w:tcPr>
+            <w:tcW w:type="dxa" w:w="2880"/>
+          </w:tcPr>
+          <w:p/>
+        </w:tc>
+      </w:tr>
+      <w:tr>
+        <w:tc>
+          <w:tcPr>
+            <w:tcW w:type="dxa" w:w="2880"/>
+          </w:tcPr>
+          <w:p>
+            <w:r>
+              <w:t>calc_score()</w:t>
+            </w:r>
+          </w:p>
+        </w:tc>
+        <w:tc>
+          <w:tcPr>
+            <w:tcW w:type="dxa" w:w="2880"/>
+          </w:tcPr>
+          <w:p>
+            <w:r>
+              <w:t>Score técnico puro. Solo indicadores de precio y momentum. Base 50.</w:t>
+            </w:r>
+          </w:p>
+        </w:tc>
+        <w:tc>
+          <w:tcPr>
+            <w:tcW w:type="dxa" w:w="2880"/>
+          </w:tcPr>
+          <w:p>
+            <w:r>
+              <w:t>0–100</w:t>
+            </w:r>
+          </w:p>
+        </w:tc>
+      </w:tr>
+      <w:tr>
+        <w:tc>
+          <w:tcPr>
+            <w:tcW w:type="dxa" w:w="2880"/>
+          </w:tcPr>
+          <w:p>
+            <w:r>
+              <w:t>calc_context_stars()</w:t>
+            </w:r>
+          </w:p>
+        </w:tc>
+        <w:tc>
+          <w:tcPr>
+            <w:tcW w:type="dxa" w:w="2880"/>
+          </w:tcPr>
+          <w:p>
+            <w:r>
+              <w:t>Estrellas de contexto de entrada. Evalúa si es buen momento para entrar ahora.</w:t>
+            </w:r>
+          </w:p>
+        </w:tc>
+        <w:tc>
+          <w:tcPr>
+            <w:tcW w:type="dxa" w:w="2880"/>
+          </w:tcPr>
+          <w:p>
+            <w:r>
+              <w:t>0–3★</w:t>
+            </w:r>
+          </w:p>
+        </w:tc>
+      </w:tr>
+      <w:tr>
+        <w:tc>
+          <w:tcPr>
+            <w:tcW w:type="dxa" w:w="2880"/>
+          </w:tcPr>
+          <w:p>
+            <w:r>
+              <w:t>determine_final_signal()</w:t>
+            </w:r>
+          </w:p>
+        </w:tc>
+        <w:tc>
+          <w:tcPr>
+            <w:tcW w:type="dxa" w:w="2880"/>
+          </w:tcPr>
+          <w:p>
+            <w:r>
+              <w:t>Señal final combinando score + estrellas + RSI.</w:t>
+            </w:r>
+          </w:p>
+        </w:tc>
+        <w:tc>
+          <w:tcPr>
+            <w:tcW w:type="dxa" w:w="2880"/>
+          </w:tcPr>
+          <w:p>
+            <w:r>
+              <w:t>buy/monitor/hold/avoid</w:t>
+            </w:r>
+          </w:p>
+        </w:tc>
+      </w:tr>
+    </w:tbl>
     <w:p>
       <w:pPr>
         <w:pStyle w:val="Heading2"/>
       </w:pPr>
       <w:r>
-        <w:t>Score técnico — factores y pesos (calc_score)</w:t>
-      </w:r>
-    </w:p>
-    <w:p>
-      <w:pPr/>
-      <w:r>
-        <w:t>Base: 50. Rango final: 0-100. El score lo calcula Python — no Claude.</w:t>
+        <w:t>Score técnico — factores (calc_score)</w:t>
       </w:r>
     </w:p>
     <w:tbl>
@@ -484,8 +1228,7 @@
       <w:tr>
         <w:tc>
           <w:tcPr>
-            <w:tcW w:type="dxa" w:w="2448"/>
-            <w:shd w:val="clear" w:color="auto" w:fill="DAEEF3"/>
+            <w:tcW w:type="dxa" w:w="2160"/>
           </w:tcPr>
           <w:p>
             <w:r>
@@ -499,7 +1242,6 @@
         <w:tc>
           <w:tcPr>
             <w:tcW w:type="dxa" w:w="2160"/>
-            <w:shd w:val="clear" w:color="auto" w:fill="DAEEF3"/>
           </w:tcPr>
           <w:p>
             <w:r>
@@ -513,7 +1255,6 @@
         <w:tc>
           <w:tcPr>
             <w:tcW w:type="dxa" w:w="2160"/>
-            <w:shd w:val="clear" w:color="auto" w:fill="DAEEF3"/>
           </w:tcPr>
           <w:p>
             <w:r>
@@ -526,8 +1267,7 @@
         </w:tc>
         <w:tc>
           <w:tcPr>
-            <w:tcW w:type="dxa" w:w="3312"/>
-            <w:shd w:val="clear" w:color="auto" w:fill="DAEEF3"/>
+            <w:tcW w:type="dxa" w:w="2160"/>
           </w:tcPr>
           <w:p>
             <w:r>
@@ -542,7 +1282,189 @@
       <w:tr>
         <w:tc>
           <w:tcPr>
-            <w:tcW w:type="dxa" w:w="2448"/>
+            <w:tcW w:type="dxa" w:w="2160"/>
+          </w:tcPr>
+          <w:p/>
+        </w:tc>
+        <w:tc>
+          <w:tcPr>
+            <w:tcW w:type="dxa" w:w="2160"/>
+          </w:tcPr>
+          <w:p/>
+        </w:tc>
+        <w:tc>
+          <w:tcPr>
+            <w:tcW w:type="dxa" w:w="2160"/>
+          </w:tcPr>
+          <w:p/>
+        </w:tc>
+        <w:tc>
+          <w:tcPr>
+            <w:tcW w:type="dxa" w:w="2160"/>
+          </w:tcPr>
+          <w:p/>
+        </w:tc>
+      </w:tr>
+      <w:tr>
+        <w:tc>
+          <w:tcPr>
+            <w:tcW w:type="dxa" w:w="2160"/>
+          </w:tcPr>
+          <w:p/>
+        </w:tc>
+        <w:tc>
+          <w:tcPr>
+            <w:tcW w:type="dxa" w:w="2160"/>
+          </w:tcPr>
+          <w:p/>
+        </w:tc>
+        <w:tc>
+          <w:tcPr>
+            <w:tcW w:type="dxa" w:w="2160"/>
+          </w:tcPr>
+          <w:p/>
+        </w:tc>
+        <w:tc>
+          <w:tcPr>
+            <w:tcW w:type="dxa" w:w="2160"/>
+          </w:tcPr>
+          <w:p/>
+        </w:tc>
+      </w:tr>
+      <w:tr>
+        <w:tc>
+          <w:tcPr>
+            <w:tcW w:type="dxa" w:w="2160"/>
+          </w:tcPr>
+          <w:p/>
+        </w:tc>
+        <w:tc>
+          <w:tcPr>
+            <w:tcW w:type="dxa" w:w="2160"/>
+          </w:tcPr>
+          <w:p/>
+        </w:tc>
+        <w:tc>
+          <w:tcPr>
+            <w:tcW w:type="dxa" w:w="2160"/>
+          </w:tcPr>
+          <w:p/>
+        </w:tc>
+        <w:tc>
+          <w:tcPr>
+            <w:tcW w:type="dxa" w:w="2160"/>
+          </w:tcPr>
+          <w:p/>
+        </w:tc>
+      </w:tr>
+      <w:tr>
+        <w:tc>
+          <w:tcPr>
+            <w:tcW w:type="dxa" w:w="2160"/>
+          </w:tcPr>
+          <w:p/>
+        </w:tc>
+        <w:tc>
+          <w:tcPr>
+            <w:tcW w:type="dxa" w:w="2160"/>
+          </w:tcPr>
+          <w:p/>
+        </w:tc>
+        <w:tc>
+          <w:tcPr>
+            <w:tcW w:type="dxa" w:w="2160"/>
+          </w:tcPr>
+          <w:p/>
+        </w:tc>
+        <w:tc>
+          <w:tcPr>
+            <w:tcW w:type="dxa" w:w="2160"/>
+          </w:tcPr>
+          <w:p/>
+        </w:tc>
+      </w:tr>
+      <w:tr>
+        <w:tc>
+          <w:tcPr>
+            <w:tcW w:type="dxa" w:w="2160"/>
+          </w:tcPr>
+          <w:p/>
+        </w:tc>
+        <w:tc>
+          <w:tcPr>
+            <w:tcW w:type="dxa" w:w="2160"/>
+          </w:tcPr>
+          <w:p/>
+        </w:tc>
+        <w:tc>
+          <w:tcPr>
+            <w:tcW w:type="dxa" w:w="2160"/>
+          </w:tcPr>
+          <w:p/>
+        </w:tc>
+        <w:tc>
+          <w:tcPr>
+            <w:tcW w:type="dxa" w:w="2160"/>
+          </w:tcPr>
+          <w:p/>
+        </w:tc>
+      </w:tr>
+      <w:tr>
+        <w:tc>
+          <w:tcPr>
+            <w:tcW w:type="dxa" w:w="2160"/>
+          </w:tcPr>
+          <w:p/>
+        </w:tc>
+        <w:tc>
+          <w:tcPr>
+            <w:tcW w:type="dxa" w:w="2160"/>
+          </w:tcPr>
+          <w:p/>
+        </w:tc>
+        <w:tc>
+          <w:tcPr>
+            <w:tcW w:type="dxa" w:w="2160"/>
+          </w:tcPr>
+          <w:p/>
+        </w:tc>
+        <w:tc>
+          <w:tcPr>
+            <w:tcW w:type="dxa" w:w="2160"/>
+          </w:tcPr>
+          <w:p/>
+        </w:tc>
+      </w:tr>
+      <w:tr>
+        <w:tc>
+          <w:tcPr>
+            <w:tcW w:type="dxa" w:w="2160"/>
+          </w:tcPr>
+          <w:p/>
+        </w:tc>
+        <w:tc>
+          <w:tcPr>
+            <w:tcW w:type="dxa" w:w="2160"/>
+          </w:tcPr>
+          <w:p/>
+        </w:tc>
+        <w:tc>
+          <w:tcPr>
+            <w:tcW w:type="dxa" w:w="2160"/>
+          </w:tcPr>
+          <w:p/>
+        </w:tc>
+        <w:tc>
+          <w:tcPr>
+            <w:tcW w:type="dxa" w:w="2160"/>
+          </w:tcPr>
+          <w:p/>
+        </w:tc>
+      </w:tr>
+      <w:tr>
+        <w:tc>
+          <w:tcPr>
+            <w:tcW w:type="dxa" w:w="2160"/>
           </w:tcPr>
           <w:p>
             <w:r>
@@ -556,7 +1478,7 @@
           </w:tcPr>
           <w:p>
             <w:r>
-              <w:t>+10</w:t>
+              <w:t>+15</w:t>
             </w:r>
           </w:p>
         </w:tc>
@@ -572,11 +1494,11 @@
         </w:tc>
         <w:tc>
           <w:tcPr>
-            <w:tcW w:type="dxa" w:w="3312"/>
+            <w:tcW w:type="dxa" w:w="2160"/>
           </w:tcPr>
           <w:p>
             <w:r>
-              <w:t>+10 si SMA21 &gt; SMA50, -10 si SMA21 ≤ SMA50</w:t>
+              <w:t>+15 si SMA21 &gt; SMA50</w:t>
             </w:r>
           </w:p>
         </w:tc>
@@ -584,7 +1506,7 @@
       <w:tr>
         <w:tc>
           <w:tcPr>
-            <w:tcW w:type="dxa" w:w="2448"/>
+            <w:tcW w:type="dxa" w:w="2160"/>
           </w:tcPr>
           <w:p>
             <w:r>
@@ -598,7 +1520,7 @@
           </w:tcPr>
           <w:p>
             <w:r>
-              <w:t>+8 (40-60) / +5 (&lt;30)</w:t>
+              <w:t>+10 (45–65) / +5 (&lt;30)</w:t>
             </w:r>
           </w:p>
         </w:tc>
@@ -608,17 +1530,17 @@
           </w:tcPr>
           <w:p>
             <w:r>
-              <w:t>-10 (&gt;75) / -5 (&gt;65)</w:t>
+              <w:t>-10 (&gt;80) / -5 (&gt;75)</w:t>
             </w:r>
           </w:p>
         </w:tc>
         <w:tc>
           <w:tcPr>
-            <w:tcW w:type="dxa" w:w="3312"/>
+            <w:tcW w:type="dxa" w:w="2160"/>
           </w:tcPr>
           <w:p>
             <w:r>
-              <w:t>Zona pullback ideal: 40-60</w:t>
+              <w:t>Zona pullback ideal: 45–65</w:t>
             </w:r>
           </w:p>
         </w:tc>
@@ -626,7 +1548,47 @@
       <w:tr>
         <w:tc>
           <w:tcPr>
-            <w:tcW w:type="dxa" w:w="2448"/>
+            <w:tcW w:type="dxa" w:w="2160"/>
+          </w:tcPr>
+          <w:p>
+            <w:r>
+              <w:t>Precio &gt; SMA21</w:t>
+            </w:r>
+          </w:p>
+        </w:tc>
+        <w:tc>
+          <w:tcPr>
+            <w:tcW w:type="dxa" w:w="2160"/>
+          </w:tcPr>
+          <w:p>
+            <w:r>
+              <w:t>+10</w:t>
+            </w:r>
+          </w:p>
+        </w:tc>
+        <w:tc>
+          <w:tcPr>
+            <w:tcW w:type="dxa" w:w="2160"/>
+          </w:tcPr>
+          <w:p>
+            <w:r>
+              <w:t>—</w:t>
+            </w:r>
+          </w:p>
+        </w:tc>
+        <w:tc>
+          <w:tcPr>
+            <w:tcW w:type="dxa" w:w="2160"/>
+          </w:tcPr>
+          <w:p>
+            <w:r/>
+          </w:p>
+        </w:tc>
+      </w:tr>
+      <w:tr>
+        <w:tc>
+          <w:tcPr>
+            <w:tcW w:type="dxa" w:w="2160"/>
           </w:tcPr>
           <w:p>
             <w:r>
@@ -640,7 +1602,7 @@
           </w:tcPr>
           <w:p>
             <w:r>
-              <w:t>+6</w:t>
+              <w:t>+8</w:t>
             </w:r>
           </w:p>
         </w:tc>
@@ -656,11 +1618,11 @@
         </w:tc>
         <w:tc>
           <w:tcPr>
-            <w:tcW w:type="dxa" w:w="3312"/>
+            <w:tcW w:type="dxa" w:w="2160"/>
           </w:tcPr>
           <w:p>
             <w:r>
-              <w:t>-3 si SMA21&gt;SMA50 y momentum&gt;0 (recuperación en marcha)</w:t>
+              <w:t>-3 si SMA21&gt;SMA50 y momentum&gt;0</w:t>
             </w:r>
           </w:p>
         </w:tc>
@@ -668,7 +1630,49 @@
       <w:tr>
         <w:tc>
           <w:tcPr>
-            <w:tcW w:type="dxa" w:w="2448"/>
+            <w:tcW w:type="dxa" w:w="2160"/>
+          </w:tcPr>
+          <w:p>
+            <w:r>
+              <w:t>Volumen vs avg</w:t>
+            </w:r>
+          </w:p>
+        </w:tc>
+        <w:tc>
+          <w:tcPr>
+            <w:tcW w:type="dxa" w:w="2160"/>
+          </w:tcPr>
+          <w:p>
+            <w:r>
+              <w:t>+8 (&gt;120%)</w:t>
+            </w:r>
+          </w:p>
+        </w:tc>
+        <w:tc>
+          <w:tcPr>
+            <w:tcW w:type="dxa" w:w="2160"/>
+          </w:tcPr>
+          <w:p>
+            <w:r>
+              <w:t>-8 (&lt;50%)</w:t>
+            </w:r>
+          </w:p>
+        </w:tc>
+        <w:tc>
+          <w:tcPr>
+            <w:tcW w:type="dxa" w:w="2160"/>
+          </w:tcPr>
+          <w:p>
+            <w:r>
+              <w:t>Participación institucional</w:t>
+            </w:r>
+          </w:p>
+        </w:tc>
+      </w:tr>
+      <w:tr>
+        <w:tc>
+          <w:tcPr>
+            <w:tcW w:type="dxa" w:w="2160"/>
           </w:tcPr>
           <w:p>
             <w:r>
@@ -682,7 +1686,7 @@
           </w:tcPr>
           <w:p>
             <w:r>
-              <w:t>+8 (&gt;2) / +4 (0-2)</w:t>
+              <w:t>+12 (&gt;2)</w:t>
             </w:r>
           </w:p>
         </w:tc>
@@ -692,13 +1696,13 @@
           </w:tcPr>
           <w:p>
             <w:r>
-              <w:t>-12 (&lt;-2) / -6 (-2 a 0)</w:t>
+              <w:t>-12 (&lt;-2)</w:t>
             </w:r>
           </w:p>
         </w:tc>
         <w:tc>
           <w:tcPr>
-            <w:tcW w:type="dxa" w:w="3312"/>
+            <w:tcW w:type="dxa" w:w="2160"/>
           </w:tcPr>
           <w:p>
             <w:r>
@@ -710,11 +1714,11 @@
       <w:tr>
         <w:tc>
           <w:tcPr>
-            <w:tcW w:type="dxa" w:w="2448"/>
+            <w:tcW w:type="dxa" w:w="2160"/>
           </w:tcPr>
           <w:p>
             <w:r>
-              <w:t>Volumen</w:t>
+              <w:t>Momentum 4 semanas</w:t>
             </w:r>
           </w:p>
         </w:tc>
@@ -724,7 +1728,7 @@
           </w:tcPr>
           <w:p>
             <w:r>
-              <w:t>+4 (≥100%) / +2 (70-99%)</w:t>
+              <w:t>+10 (&gt;10%)</w:t>
             </w:r>
           </w:p>
         </w:tc>
@@ -734,101 +1738,17 @@
           </w:tcPr>
           <w:p>
             <w:r>
-              <w:t>-8 (&lt;50%)</w:t>
+              <w:t>-8 (&lt;-5%)</w:t>
             </w:r>
           </w:p>
         </w:tc>
         <w:tc>
           <w:tcPr>
-            <w:tcW w:type="dxa" w:w="3312"/>
-          </w:tcPr>
-          <w:p>
-            <w:r>
-              <w:t>Participación institucional</w:t>
-            </w:r>
-          </w:p>
-        </w:tc>
-      </w:tr>
-      <w:tr>
-        <w:tc>
-          <w:tcPr>
-            <w:tcW w:type="dxa" w:w="2448"/>
-          </w:tcPr>
-          <w:p>
-            <w:r>
-              <w:t>Momentum 4w</w:t>
-            </w:r>
-          </w:p>
-        </w:tc>
-        <w:tc>
-          <w:tcPr>
             <w:tcW w:type="dxa" w:w="2160"/>
-          </w:tcPr>
-          <w:p>
-            <w:r>
-              <w:t>+3 (5-20%)</w:t>
-            </w:r>
-          </w:p>
-        </w:tc>
-        <w:tc>
-          <w:tcPr>
-            <w:tcW w:type="dxa" w:w="2160"/>
-          </w:tcPr>
-          <w:p>
-            <w:r>
-              <w:t>-5 (&gt;20%) / -6 (&lt;-5%)</w:t>
-            </w:r>
-          </w:p>
-        </w:tc>
-        <w:tc>
-          <w:tcPr>
-            <w:tcW w:type="dxa" w:w="3312"/>
           </w:tcPr>
           <w:p>
             <w:r>
               <w:t>Cambio precio en 4 semanas</w:t>
-            </w:r>
-          </w:p>
-        </w:tc>
-      </w:tr>
-      <w:tr>
-        <w:tc>
-          <w:tcPr>
-            <w:tcW w:type="dxa" w:w="2448"/>
-          </w:tcPr>
-          <w:p>
-            <w:r>
-              <w:t>Distancia al max20d</w:t>
-            </w:r>
-          </w:p>
-        </w:tc>
-        <w:tc>
-          <w:tcPr>
-            <w:tcW w:type="dxa" w:w="2160"/>
-          </w:tcPr>
-          <w:p>
-            <w:r>
-              <w:t>+3 (&gt;5%)</w:t>
-            </w:r>
-          </w:p>
-        </w:tc>
-        <w:tc>
-          <w:tcPr>
-            <w:tcW w:type="dxa" w:w="2160"/>
-          </w:tcPr>
-          <w:p>
-            <w:r>
-              <w:t>-5 (&lt;2%)</w:t>
-            </w:r>
-          </w:p>
-        </w:tc>
-        <w:tc>
-          <w:tcPr>
-            <w:tcW w:type="dxa" w:w="3312"/>
-          </w:tcPr>
-          <w:p>
-            <w:r>
-              <w:t>Espacio antes de resistencia</w:t>
             </w:r>
           </w:p>
         </w:tc>
@@ -839,13 +1759,12 @@
         <w:pStyle w:val="Heading2"/>
       </w:pPr>
       <w:r>
-        <w:t>Estrellas de contexto de entrada (calc_context_stars)</w:t>
+        <w:t>Estrellas de contexto (calc_context_stars)</w:t>
       </w:r>
     </w:p>
     <w:p>
-      <w:pPr/>
       <w:r>
-        <w:t>Empiezan en 3★. Se restan penalizaciones según eventos que afectan el timing. Si score &lt; 45: siempre 0★ (sin importar el contexto).</w:t>
+        <w:t>Empiezan en 3★. Se restan penalizaciones. Si score &lt; 45: siempre 0★.</w:t>
       </w:r>
     </w:p>
     <w:tbl>
@@ -855,15 +1774,13 @@
         <w:tblLook w:firstColumn="1" w:firstRow="1" w:lastColumn="0" w:lastRow="0" w:noHBand="0" w:noVBand="1" w:val="04A0"/>
       </w:tblPr>
       <w:tblGrid>
-        <w:gridCol w:w="2880"/>
-        <w:gridCol w:w="2880"/>
-        <w:gridCol w:w="2880"/>
+        <w:gridCol w:w="4320"/>
+        <w:gridCol w:w="4320"/>
       </w:tblGrid>
       <w:tr>
         <w:tc>
           <w:tcPr>
-            <w:tcW w:type="dxa" w:w="3312"/>
-            <w:shd w:val="clear" w:color="auto" w:fill="DAEEF3"/>
+            <w:tcW w:type="dxa" w:w="4320"/>
           </w:tcPr>
           <w:p>
             <w:r>
@@ -876,8 +1793,7 @@
         </w:tc>
         <w:tc>
           <w:tcPr>
-            <w:tcW w:type="dxa" w:w="1728"/>
-            <w:shd w:val="clear" w:color="auto" w:fill="DAEEF3"/>
+            <w:tcW w:type="dxa" w:w="4320"/>
           </w:tcPr>
           <w:p>
             <w:r>
@@ -888,35 +1804,105 @@
             </w:r>
           </w:p>
         </w:tc>
+      </w:tr>
+      <w:tr>
         <w:tc>
           <w:tcPr>
             <w:tcW w:type="dxa" w:w="4320"/>
-            <w:shd w:val="clear" w:color="auto" w:fill="DAEEF3"/>
+          </w:tcPr>
+          <w:p/>
+        </w:tc>
+        <w:tc>
+          <w:tcPr>
+            <w:tcW w:type="dxa" w:w="4320"/>
+          </w:tcPr>
+          <w:p/>
+        </w:tc>
+      </w:tr>
+      <w:tr>
+        <w:tc>
+          <w:tcPr>
+            <w:tcW w:type="dxa" w:w="4320"/>
+          </w:tcPr>
+          <w:p/>
+        </w:tc>
+        <w:tc>
+          <w:tcPr>
+            <w:tcW w:type="dxa" w:w="4320"/>
+          </w:tcPr>
+          <w:p/>
+        </w:tc>
+      </w:tr>
+      <w:tr>
+        <w:tc>
+          <w:tcPr>
+            <w:tcW w:type="dxa" w:w="4320"/>
+          </w:tcPr>
+          <w:p/>
+        </w:tc>
+        <w:tc>
+          <w:tcPr>
+            <w:tcW w:type="dxa" w:w="4320"/>
+          </w:tcPr>
+          <w:p/>
+        </w:tc>
+      </w:tr>
+      <w:tr>
+        <w:tc>
+          <w:tcPr>
+            <w:tcW w:type="dxa" w:w="4320"/>
+          </w:tcPr>
+          <w:p/>
+        </w:tc>
+        <w:tc>
+          <w:tcPr>
+            <w:tcW w:type="dxa" w:w="4320"/>
+          </w:tcPr>
+          <w:p/>
+        </w:tc>
+      </w:tr>
+      <w:tr>
+        <w:tc>
+          <w:tcPr>
+            <w:tcW w:type="dxa" w:w="4320"/>
+          </w:tcPr>
+          <w:p/>
+        </w:tc>
+        <w:tc>
+          <w:tcPr>
+            <w:tcW w:type="dxa" w:w="4320"/>
+          </w:tcPr>
+          <w:p/>
+        </w:tc>
+      </w:tr>
+      <w:tr>
+        <w:tc>
+          <w:tcPr>
+            <w:tcW w:type="dxa" w:w="4320"/>
+          </w:tcPr>
+          <w:p/>
+        </w:tc>
+        <w:tc>
+          <w:tcPr>
+            <w:tcW w:type="dxa" w:w="4320"/>
+          </w:tcPr>
+          <w:p/>
+        </w:tc>
+      </w:tr>
+      <w:tr>
+        <w:tc>
+          <w:tcPr>
+            <w:tcW w:type="dxa" w:w="4320"/>
           </w:tcPr>
           <w:p>
             <w:r>
-              <w:rPr>
-                <w:b/>
-              </w:rPr>
-              <w:t>Razón</w:t>
+              <w:t>Earnings ≤ 5 días</w:t>
             </w:r>
           </w:p>
         </w:tc>
-      </w:tr>
-      <w:tr>
-        <w:tc>
-          <w:tcPr>
-            <w:tcW w:type="dxa" w:w="3312"/>
-          </w:tcPr>
-          <w:p>
-            <w:r>
-              <w:t>Earnings &lt; 7 días</w:t>
-            </w:r>
-          </w:p>
-        </w:tc>
-        <w:tc>
-          <w:tcPr>
-            <w:tcW w:type="dxa" w:w="1728"/>
+        <w:tc>
+          <w:tcPr>
+            <w:tcW w:type="dxa" w:w="4320"/>
           </w:tcPr>
           <w:p>
             <w:r>
@@ -924,31 +1910,21 @@
             </w:r>
           </w:p>
         </w:tc>
+      </w:tr>
+      <w:tr>
         <w:tc>
           <w:tcPr>
             <w:tcW w:type="dxa" w:w="4320"/>
           </w:tcPr>
           <w:p>
             <w:r>
-              <w:t>Evento binario de alto impacto</w:t>
+              <w:t>Earnings 6–14 días</w:t>
             </w:r>
           </w:p>
         </w:tc>
-      </w:tr>
-      <w:tr>
-        <w:tc>
-          <w:tcPr>
-            <w:tcW w:type="dxa" w:w="3312"/>
-          </w:tcPr>
-          <w:p>
-            <w:r>
-              <w:t>Earnings 7-14 días</w:t>
-            </w:r>
-          </w:p>
-        </w:tc>
-        <w:tc>
-          <w:tcPr>
-            <w:tcW w:type="dxa" w:w="1728"/>
+        <w:tc>
+          <w:tcPr>
+            <w:tcW w:type="dxa" w:w="4320"/>
           </w:tcPr>
           <w:p>
             <w:r>
@@ -956,31 +1932,21 @@
             </w:r>
           </w:p>
         </w:tc>
+      </w:tr>
+      <w:tr>
         <w:tc>
           <w:tcPr>
             <w:tcW w:type="dxa" w:w="4320"/>
           </w:tcPr>
           <w:p>
             <w:r>
-              <w:t>Incertidumbre pre-earnings</w:t>
+              <w:t>Ex-dividend ≤ 5 días (yield &gt; 0.3%)</w:t>
             </w:r>
           </w:p>
         </w:tc>
-      </w:tr>
-      <w:tr>
-        <w:tc>
-          <w:tcPr>
-            <w:tcW w:type="dxa" w:w="3312"/>
-          </w:tcPr>
-          <w:p>
-            <w:r>
-              <w:t>Ex-dividend ≤5 días (yield &gt; 0.3%)</w:t>
-            </w:r>
-          </w:p>
-        </w:tc>
-        <w:tc>
-          <w:tcPr>
-            <w:tcW w:type="dxa" w:w="1728"/>
+        <w:tc>
+          <w:tcPr>
+            <w:tcW w:type="dxa" w:w="4320"/>
           </w:tcPr>
           <w:p>
             <w:r>
@@ -988,21 +1954,11 @@
             </w:r>
           </w:p>
         </w:tc>
-        <w:tc>
-          <w:tcPr>
-            <w:tcW w:type="dxa" w:w="4320"/>
-          </w:tcPr>
-          <w:p>
-            <w:r>
-              <w:t>Caída de precio inminente</w:t>
-            </w:r>
-          </w:p>
-        </w:tc>
       </w:tr>
       <w:tr>
         <w:tc>
           <w:tcPr>
-            <w:tcW w:type="dxa" w:w="3312"/>
+            <w:tcW w:type="dxa" w:w="4320"/>
           </w:tcPr>
           <w:p>
             <w:r>
@@ -1012,7 +1968,7 @@
         </w:tc>
         <w:tc>
           <w:tcPr>
-            <w:tcW w:type="dxa" w:w="1728"/>
+            <w:tcW w:type="dxa" w:w="4320"/>
           </w:tcPr>
           <w:p>
             <w:r>
@@ -1020,21 +1976,11 @@
             </w:r>
           </w:p>
         </w:tc>
-        <w:tc>
-          <w:tcPr>
-            <w:tcW w:type="dxa" w:w="4320"/>
-          </w:tcPr>
-          <w:p>
-            <w:r>
-              <w:t>Presión bajista post-pago</w:t>
-            </w:r>
-          </w:p>
-        </w:tc>
       </w:tr>
       <w:tr>
         <w:tc>
           <w:tcPr>
-            <w:tcW w:type="dxa" w:w="3312"/>
+            <w:tcW w:type="dxa" w:w="4320"/>
           </w:tcPr>
           <w:p>
             <w:r>
@@ -1044,7 +1990,7 @@
         </w:tc>
         <w:tc>
           <w:tcPr>
-            <w:tcW w:type="dxa" w:w="1728"/>
+            <w:tcW w:type="dxa" w:w="4320"/>
           </w:tcPr>
           <w:p>
             <w:r>
@@ -1052,21 +1998,11 @@
             </w:r>
           </w:p>
         </w:tc>
-        <w:tc>
-          <w:tcPr>
-            <w:tcW w:type="dxa" w:w="4320"/>
-          </w:tcPr>
-          <w:p>
-            <w:r>
-              <w:t>Acción sobrecomprada vs consenso</w:t>
-            </w:r>
-          </w:p>
-        </w:tc>
       </w:tr>
       <w:tr>
         <w:tc>
           <w:tcPr>
-            <w:tcW w:type="dxa" w:w="3312"/>
+            <w:tcW w:type="dxa" w:w="4320"/>
           </w:tcPr>
           <w:p>
             <w:r>
@@ -1076,21 +2012,11 @@
         </w:tc>
         <w:tc>
           <w:tcPr>
-            <w:tcW w:type="dxa" w:w="1728"/>
+            <w:tcW w:type="dxa" w:w="4320"/>
           </w:tcPr>
           <w:p>
             <w:r>
               <w:t>-1★</w:t>
-            </w:r>
-          </w:p>
-        </w:tc>
-        <w:tc>
-          <w:tcPr>
-            <w:tcW w:type="dxa" w:w="4320"/>
-          </w:tcPr>
-          <w:p>
-            <w:r>
-              <w:t>Posible trampa alcista</w:t>
             </w:r>
           </w:p>
         </w:tc>
@@ -1102,12 +2028,6 @@
       </w:pPr>
       <w:r>
         <w:t>Señal final (determine_final_signal)</w:t>
-      </w:r>
-    </w:p>
-    <w:p>
-      <w:pPr/>
-      <w:r>
-        <w:t>La señal final la determina el backend matemáticamente — no Claude.</w:t>
       </w:r>
     </w:p>
     <w:tbl>
@@ -1125,8 +2045,7 @@
       <w:tr>
         <w:tc>
           <w:tcPr>
-            <w:tcW w:type="dxa" w:w="1440"/>
-            <w:shd w:val="clear" w:color="auto" w:fill="DAEEF3"/>
+            <w:tcW w:type="dxa" w:w="2160"/>
           </w:tcPr>
           <w:p>
             <w:r>
@@ -1139,8 +2058,7 @@
         </w:tc>
         <w:tc>
           <w:tcPr>
-            <w:tcW w:type="dxa" w:w="2592"/>
-            <w:shd w:val="clear" w:color="auto" w:fill="DAEEF3"/>
+            <w:tcW w:type="dxa" w:w="2160"/>
           </w:tcPr>
           <w:p>
             <w:r>
@@ -1153,8 +2071,7 @@
         </w:tc>
         <w:tc>
           <w:tcPr>
-            <w:tcW w:type="dxa" w:w="1152"/>
-            <w:shd w:val="clear" w:color="auto" w:fill="DAEEF3"/>
+            <w:tcW w:type="dxa" w:w="2160"/>
           </w:tcPr>
           <w:p>
             <w:r>
@@ -1167,8 +2084,7 @@
         </w:tc>
         <w:tc>
           <w:tcPr>
-            <w:tcW w:type="dxa" w:w="4176"/>
-            <w:shd w:val="clear" w:color="auto" w:fill="DAEEF3"/>
+            <w:tcW w:type="dxa" w:w="2160"/>
           </w:tcPr>
           <w:p>
             <w:r>
@@ -1183,7 +2099,189 @@
       <w:tr>
         <w:tc>
           <w:tcPr>
-            <w:tcW w:type="dxa" w:w="1440"/>
+            <w:tcW w:type="dxa" w:w="2160"/>
+          </w:tcPr>
+          <w:p/>
+        </w:tc>
+        <w:tc>
+          <w:tcPr>
+            <w:tcW w:type="dxa" w:w="2160"/>
+          </w:tcPr>
+          <w:p/>
+        </w:tc>
+        <w:tc>
+          <w:tcPr>
+            <w:tcW w:type="dxa" w:w="2160"/>
+          </w:tcPr>
+          <w:p/>
+        </w:tc>
+        <w:tc>
+          <w:tcPr>
+            <w:tcW w:type="dxa" w:w="2160"/>
+          </w:tcPr>
+          <w:p/>
+        </w:tc>
+      </w:tr>
+      <w:tr>
+        <w:tc>
+          <w:tcPr>
+            <w:tcW w:type="dxa" w:w="2160"/>
+          </w:tcPr>
+          <w:p/>
+        </w:tc>
+        <w:tc>
+          <w:tcPr>
+            <w:tcW w:type="dxa" w:w="2160"/>
+          </w:tcPr>
+          <w:p/>
+        </w:tc>
+        <w:tc>
+          <w:tcPr>
+            <w:tcW w:type="dxa" w:w="2160"/>
+          </w:tcPr>
+          <w:p/>
+        </w:tc>
+        <w:tc>
+          <w:tcPr>
+            <w:tcW w:type="dxa" w:w="2160"/>
+          </w:tcPr>
+          <w:p/>
+        </w:tc>
+      </w:tr>
+      <w:tr>
+        <w:tc>
+          <w:tcPr>
+            <w:tcW w:type="dxa" w:w="2160"/>
+          </w:tcPr>
+          <w:p/>
+        </w:tc>
+        <w:tc>
+          <w:tcPr>
+            <w:tcW w:type="dxa" w:w="2160"/>
+          </w:tcPr>
+          <w:p/>
+        </w:tc>
+        <w:tc>
+          <w:tcPr>
+            <w:tcW w:type="dxa" w:w="2160"/>
+          </w:tcPr>
+          <w:p/>
+        </w:tc>
+        <w:tc>
+          <w:tcPr>
+            <w:tcW w:type="dxa" w:w="2160"/>
+          </w:tcPr>
+          <w:p/>
+        </w:tc>
+      </w:tr>
+      <w:tr>
+        <w:tc>
+          <w:tcPr>
+            <w:tcW w:type="dxa" w:w="2160"/>
+          </w:tcPr>
+          <w:p/>
+        </w:tc>
+        <w:tc>
+          <w:tcPr>
+            <w:tcW w:type="dxa" w:w="2160"/>
+          </w:tcPr>
+          <w:p/>
+        </w:tc>
+        <w:tc>
+          <w:tcPr>
+            <w:tcW w:type="dxa" w:w="2160"/>
+          </w:tcPr>
+          <w:p/>
+        </w:tc>
+        <w:tc>
+          <w:tcPr>
+            <w:tcW w:type="dxa" w:w="2160"/>
+          </w:tcPr>
+          <w:p/>
+        </w:tc>
+      </w:tr>
+      <w:tr>
+        <w:tc>
+          <w:tcPr>
+            <w:tcW w:type="dxa" w:w="2160"/>
+          </w:tcPr>
+          <w:p/>
+        </w:tc>
+        <w:tc>
+          <w:tcPr>
+            <w:tcW w:type="dxa" w:w="2160"/>
+          </w:tcPr>
+          <w:p/>
+        </w:tc>
+        <w:tc>
+          <w:tcPr>
+            <w:tcW w:type="dxa" w:w="2160"/>
+          </w:tcPr>
+          <w:p/>
+        </w:tc>
+        <w:tc>
+          <w:tcPr>
+            <w:tcW w:type="dxa" w:w="2160"/>
+          </w:tcPr>
+          <w:p/>
+        </w:tc>
+      </w:tr>
+      <w:tr>
+        <w:tc>
+          <w:tcPr>
+            <w:tcW w:type="dxa" w:w="2160"/>
+          </w:tcPr>
+          <w:p/>
+        </w:tc>
+        <w:tc>
+          <w:tcPr>
+            <w:tcW w:type="dxa" w:w="2160"/>
+          </w:tcPr>
+          <w:p/>
+        </w:tc>
+        <w:tc>
+          <w:tcPr>
+            <w:tcW w:type="dxa" w:w="2160"/>
+          </w:tcPr>
+          <w:p/>
+        </w:tc>
+        <w:tc>
+          <w:tcPr>
+            <w:tcW w:type="dxa" w:w="2160"/>
+          </w:tcPr>
+          <w:p/>
+        </w:tc>
+      </w:tr>
+      <w:tr>
+        <w:tc>
+          <w:tcPr>
+            <w:tcW w:type="dxa" w:w="2160"/>
+          </w:tcPr>
+          <w:p/>
+        </w:tc>
+        <w:tc>
+          <w:tcPr>
+            <w:tcW w:type="dxa" w:w="2160"/>
+          </w:tcPr>
+          <w:p/>
+        </w:tc>
+        <w:tc>
+          <w:tcPr>
+            <w:tcW w:type="dxa" w:w="2160"/>
+          </w:tcPr>
+          <w:p/>
+        </w:tc>
+        <w:tc>
+          <w:tcPr>
+            <w:tcW w:type="dxa" w:w="2160"/>
+          </w:tcPr>
+          <w:p/>
+        </w:tc>
+      </w:tr>
+      <w:tr>
+        <w:tc>
+          <w:tcPr>
+            <w:tcW w:type="dxa" w:w="2160"/>
           </w:tcPr>
           <w:p>
             <w:r>
@@ -1193,7 +2291,7 @@
         </w:tc>
         <w:tc>
           <w:tcPr>
-            <w:tcW w:type="dxa" w:w="2592"/>
+            <w:tcW w:type="dxa" w:w="2160"/>
           </w:tcPr>
           <w:p>
             <w:r>
@@ -1203,7 +2301,7 @@
         </w:tc>
         <w:tc>
           <w:tcPr>
-            <w:tcW w:type="dxa" w:w="1152"/>
+            <w:tcW w:type="dxa" w:w="2160"/>
           </w:tcPr>
           <w:p>
             <w:r>
@@ -1213,7 +2311,7 @@
         </w:tc>
         <w:tc>
           <w:tcPr>
-            <w:tcW w:type="dxa" w:w="4176"/>
+            <w:tcW w:type="dxa" w:w="2160"/>
           </w:tcPr>
           <w:p>
             <w:r>
@@ -1225,17 +2323,17 @@
       <w:tr>
         <w:tc>
           <w:tcPr>
-            <w:tcW w:type="dxa" w:w="1440"/>
+            <w:tcW w:type="dxa" w:w="2160"/>
           </w:tcPr>
           <w:p>
             <w:r>
-              <w:t>30-44</w:t>
+              <w:t>30–44</w:t>
             </w:r>
           </w:p>
         </w:tc>
         <w:tc>
           <w:tcPr>
-            <w:tcW w:type="dxa" w:w="2592"/>
+            <w:tcW w:type="dxa" w:w="2160"/>
           </w:tcPr>
           <w:p>
             <w:r>
@@ -1245,7 +2343,7 @@
         </w:tc>
         <w:tc>
           <w:tcPr>
-            <w:tcW w:type="dxa" w:w="1152"/>
+            <w:tcW w:type="dxa" w:w="2160"/>
           </w:tcPr>
           <w:p>
             <w:r>
@@ -1255,7 +2353,7 @@
         </w:tc>
         <w:tc>
           <w:tcPr>
-            <w:tcW w:type="dxa" w:w="4176"/>
+            <w:tcW w:type="dxa" w:w="2160"/>
           </w:tcPr>
           <w:p>
             <w:r>
@@ -1267,7 +2365,7 @@
       <w:tr>
         <w:tc>
           <w:tcPr>
-            <w:tcW w:type="dxa" w:w="1440"/>
+            <w:tcW w:type="dxa" w:w="2160"/>
           </w:tcPr>
           <w:p>
             <w:r>
@@ -1277,7 +2375,7 @@
         </w:tc>
         <w:tc>
           <w:tcPr>
-            <w:tcW w:type="dxa" w:w="2592"/>
+            <w:tcW w:type="dxa" w:w="2160"/>
           </w:tcPr>
           <w:p>
             <w:r>
@@ -1287,7 +2385,7 @@
         </w:tc>
         <w:tc>
           <w:tcPr>
-            <w:tcW w:type="dxa" w:w="1152"/>
+            <w:tcW w:type="dxa" w:w="2160"/>
           </w:tcPr>
           <w:p>
             <w:r>
@@ -1297,7 +2395,7 @@
         </w:tc>
         <w:tc>
           <w:tcPr>
-            <w:tcW w:type="dxa" w:w="4176"/>
+            <w:tcW w:type="dxa" w:w="2160"/>
           </w:tcPr>
           <w:p>
             <w:r>
@@ -1309,7 +2407,7 @@
       <w:tr>
         <w:tc>
           <w:tcPr>
-            <w:tcW w:type="dxa" w:w="1440"/>
+            <w:tcW w:type="dxa" w:w="2160"/>
           </w:tcPr>
           <w:p>
             <w:r>
@@ -1319,17 +2417,17 @@
         </w:tc>
         <w:tc>
           <w:tcPr>
-            <w:tcW w:type="dxa" w:w="2592"/>
+            <w:tcW w:type="dxa" w:w="2160"/>
           </w:tcPr>
           <w:p>
             <w:r>
-              <w:t>0-1★ + razones</w:t>
+              <w:t>0–1★ con razones</w:t>
             </w:r>
           </w:p>
         </w:tc>
         <w:tc>
           <w:tcPr>
-            <w:tcW w:type="dxa" w:w="1152"/>
+            <w:tcW w:type="dxa" w:w="2160"/>
           </w:tcPr>
           <w:p>
             <w:r>
@@ -1339,7 +2437,7 @@
         </w:tc>
         <w:tc>
           <w:tcPr>
-            <w:tcW w:type="dxa" w:w="4176"/>
+            <w:tcW w:type="dxa" w:w="2160"/>
           </w:tcPr>
           <w:p>
             <w:r>
@@ -1351,7 +2449,7 @@
       <w:tr>
         <w:tc>
           <w:tcPr>
-            <w:tcW w:type="dxa" w:w="1440"/>
+            <w:tcW w:type="dxa" w:w="2160"/>
           </w:tcPr>
           <w:p>
             <w:r>
@@ -1361,17 +2459,17 @@
         </w:tc>
         <w:tc>
           <w:tcPr>
-            <w:tcW w:type="dxa" w:w="2592"/>
+            <w:tcW w:type="dxa" w:w="2160"/>
           </w:tcPr>
           <w:p>
             <w:r>
-              <w:t>2-3★</w:t>
+              <w:t>2–3★</w:t>
             </w:r>
           </w:p>
         </w:tc>
         <w:tc>
           <w:tcPr>
-            <w:tcW w:type="dxa" w:w="1152"/>
+            <w:tcW w:type="dxa" w:w="2160"/>
           </w:tcPr>
           <w:p>
             <w:r>
@@ -1381,7 +2479,7 @@
         </w:tc>
         <w:tc>
           <w:tcPr>
-            <w:tcW w:type="dxa" w:w="4176"/>
+            <w:tcW w:type="dxa" w:w="2160"/>
           </w:tcPr>
           <w:p>
             <w:r>
@@ -1393,17 +2491,17 @@
       <w:tr>
         <w:tc>
           <w:tcPr>
-            <w:tcW w:type="dxa" w:w="1440"/>
+            <w:tcW w:type="dxa" w:w="2160"/>
           </w:tcPr>
           <w:p>
             <w:r>
-              <w:t>45-64</w:t>
+              <w:t>45–64</w:t>
             </w:r>
           </w:p>
         </w:tc>
         <w:tc>
           <w:tcPr>
-            <w:tcW w:type="dxa" w:w="2592"/>
+            <w:tcW w:type="dxa" w:w="2160"/>
           </w:tcPr>
           <w:p>
             <w:r>
@@ -1413,7 +2511,7 @@
         </w:tc>
         <w:tc>
           <w:tcPr>
-            <w:tcW w:type="dxa" w:w="1152"/>
+            <w:tcW w:type="dxa" w:w="2160"/>
           </w:tcPr>
           <w:p>
             <w:r>
@@ -1423,7 +2521,7 @@
         </w:tc>
         <w:tc>
           <w:tcPr>
-            <w:tcW w:type="dxa" w:w="4176"/>
+            <w:tcW w:type="dxa" w:w="2160"/>
           </w:tcPr>
           <w:p>
             <w:r>
@@ -1435,17 +2533,17 @@
       <w:tr>
         <w:tc>
           <w:tcPr>
-            <w:tcW w:type="dxa" w:w="1440"/>
+            <w:tcW w:type="dxa" w:w="2160"/>
           </w:tcPr>
           <w:p>
             <w:r>
-              <w:t>45-64</w:t>
+              <w:t>45–64</w:t>
             </w:r>
           </w:p>
         </w:tc>
         <w:tc>
           <w:tcPr>
-            <w:tcW w:type="dxa" w:w="2592"/>
+            <w:tcW w:type="dxa" w:w="2160"/>
           </w:tcPr>
           <w:p>
             <w:r>
@@ -1455,7 +2553,7 @@
         </w:tc>
         <w:tc>
           <w:tcPr>
-            <w:tcW w:type="dxa" w:w="1152"/>
+            <w:tcW w:type="dxa" w:w="2160"/>
           </w:tcPr>
           <w:p>
             <w:r>
@@ -1465,7 +2563,7 @@
         </w:tc>
         <w:tc>
           <w:tcPr>
-            <w:tcW w:type="dxa" w:w="4176"/>
+            <w:tcW w:type="dxa" w:w="2160"/>
           </w:tcPr>
           <w:p>
             <w:r>
@@ -1480,13 +2578,7 @@
         <w:pStyle w:val="Heading2"/>
       </w:pPr>
       <w:r>
-        <w:t>Niveles técnicos anclados a soportes reales (calc_levels)</w:t>
-      </w:r>
-    </w:p>
-    <w:p>
-      <w:pPr/>
-      <w:r>
-        <w:t>Los niveles se anclan a soportes técnicos reales para que sean estables entre refreshes. Cambian solo cuando cambia el cierre diario o el mínimo/máximo de 20 días — no por el precio tick a tick.</w:t>
+        <w:t>Niveles técnicos (calc_levels)</w:t>
       </w:r>
     </w:p>
     <w:tbl>
@@ -1503,8 +2595,7 @@
       <w:tr>
         <w:tc>
           <w:tcPr>
-            <w:tcW w:type="dxa" w:w="1728"/>
-            <w:shd w:val="clear" w:color="auto" w:fill="DAEEF3"/>
+            <w:tcW w:type="dxa" w:w="2880"/>
           </w:tcPr>
           <w:p>
             <w:r>
@@ -1517,8 +2608,7 @@
         </w:tc>
         <w:tc>
           <w:tcPr>
-            <w:tcW w:type="dxa" w:w="3168"/>
-            <w:shd w:val="clear" w:color="auto" w:fill="DAEEF3"/>
+            <w:tcW w:type="dxa" w:w="2880"/>
           </w:tcPr>
           <w:p>
             <w:r>
@@ -1531,8 +2621,7 @@
         </w:tc>
         <w:tc>
           <w:tcPr>
-            <w:tcW w:type="dxa" w:w="4464"/>
-            <w:shd w:val="clear" w:color="auto" w:fill="DAEEF3"/>
+            <w:tcW w:type="dxa" w:w="2880"/>
           </w:tcPr>
           <w:p>
             <w:r>
@@ -1547,7 +2636,107 @@
       <w:tr>
         <w:tc>
           <w:tcPr>
-            <w:tcW w:type="dxa" w:w="1728"/>
+            <w:tcW w:type="dxa" w:w="2880"/>
+          </w:tcPr>
+          <w:p/>
+        </w:tc>
+        <w:tc>
+          <w:tcPr>
+            <w:tcW w:type="dxa" w:w="2880"/>
+          </w:tcPr>
+          <w:p/>
+        </w:tc>
+        <w:tc>
+          <w:tcPr>
+            <w:tcW w:type="dxa" w:w="2880"/>
+          </w:tcPr>
+          <w:p/>
+        </w:tc>
+      </w:tr>
+      <w:tr>
+        <w:tc>
+          <w:tcPr>
+            <w:tcW w:type="dxa" w:w="2880"/>
+          </w:tcPr>
+          <w:p/>
+        </w:tc>
+        <w:tc>
+          <w:tcPr>
+            <w:tcW w:type="dxa" w:w="2880"/>
+          </w:tcPr>
+          <w:p/>
+        </w:tc>
+        <w:tc>
+          <w:tcPr>
+            <w:tcW w:type="dxa" w:w="2880"/>
+          </w:tcPr>
+          <w:p/>
+        </w:tc>
+      </w:tr>
+      <w:tr>
+        <w:tc>
+          <w:tcPr>
+            <w:tcW w:type="dxa" w:w="2880"/>
+          </w:tcPr>
+          <w:p/>
+        </w:tc>
+        <w:tc>
+          <w:tcPr>
+            <w:tcW w:type="dxa" w:w="2880"/>
+          </w:tcPr>
+          <w:p/>
+        </w:tc>
+        <w:tc>
+          <w:tcPr>
+            <w:tcW w:type="dxa" w:w="2880"/>
+          </w:tcPr>
+          <w:p/>
+        </w:tc>
+      </w:tr>
+      <w:tr>
+        <w:tc>
+          <w:tcPr>
+            <w:tcW w:type="dxa" w:w="2880"/>
+          </w:tcPr>
+          <w:p/>
+        </w:tc>
+        <w:tc>
+          <w:tcPr>
+            <w:tcW w:type="dxa" w:w="2880"/>
+          </w:tcPr>
+          <w:p/>
+        </w:tc>
+        <w:tc>
+          <w:tcPr>
+            <w:tcW w:type="dxa" w:w="2880"/>
+          </w:tcPr>
+          <w:p/>
+        </w:tc>
+      </w:tr>
+      <w:tr>
+        <w:tc>
+          <w:tcPr>
+            <w:tcW w:type="dxa" w:w="2880"/>
+          </w:tcPr>
+          <w:p/>
+        </w:tc>
+        <w:tc>
+          <w:tcPr>
+            <w:tcW w:type="dxa" w:w="2880"/>
+          </w:tcPr>
+          <w:p/>
+        </w:tc>
+        <w:tc>
+          <w:tcPr>
+            <w:tcW w:type="dxa" w:w="2880"/>
+          </w:tcPr>
+          <w:p/>
+        </w:tc>
+      </w:tr>
+      <w:tr>
+        <w:tc>
+          <w:tcPr>
+            <w:tcW w:type="dxa" w:w="2880"/>
           </w:tcPr>
           <w:p>
             <w:r>
@@ -1557,7 +2746,7 @@
         </w:tc>
         <w:tc>
           <w:tcPr>
-            <w:tcW w:type="dxa" w:w="3168"/>
+            <w:tcW w:type="dxa" w:w="2880"/>
           </w:tcPr>
           <w:p>
             <w:r>
@@ -1567,7 +2756,7 @@
         </w:tc>
         <w:tc>
           <w:tcPr>
-            <w:tcW w:type="dxa" w:w="4464"/>
+            <w:tcW w:type="dxa" w:w="2880"/>
           </w:tcPr>
           <w:p>
             <w:r>
@@ -1579,7 +2768,7 @@
       <w:tr>
         <w:tc>
           <w:tcPr>
-            <w:tcW w:type="dxa" w:w="1728"/>
+            <w:tcW w:type="dxa" w:w="2880"/>
           </w:tcPr>
           <w:p>
             <w:r>
@@ -1589,7 +2778,7 @@
         </w:tc>
         <w:tc>
           <w:tcPr>
-            <w:tcW w:type="dxa" w:w="3168"/>
+            <w:tcW w:type="dxa" w:w="2880"/>
           </w:tcPr>
           <w:p>
             <w:r>
@@ -1599,7 +2788,7 @@
         </w:tc>
         <w:tc>
           <w:tcPr>
-            <w:tcW w:type="dxa" w:w="4464"/>
+            <w:tcW w:type="dxa" w:w="2880"/>
           </w:tcPr>
           <w:p>
             <w:r>
@@ -1611,7 +2800,7 @@
       <w:tr>
         <w:tc>
           <w:tcPr>
-            <w:tcW w:type="dxa" w:w="1728"/>
+            <w:tcW w:type="dxa" w:w="2880"/>
           </w:tcPr>
           <w:p>
             <w:r>
@@ -1621,7 +2810,7 @@
         </w:tc>
         <w:tc>
           <w:tcPr>
-            <w:tcW w:type="dxa" w:w="3168"/>
+            <w:tcW w:type="dxa" w:w="2880"/>
           </w:tcPr>
           <w:p>
             <w:r>
@@ -1631,11 +2820,11 @@
         </w:tc>
         <w:tc>
           <w:tcPr>
-            <w:tcW w:type="dxa" w:w="4464"/>
+            <w:tcW w:type="dxa" w:w="2880"/>
           </w:tcPr>
           <w:p>
             <w:r>
-              <w:t>Anclado al soporte real. Sin floor porcentual artificial.</w:t>
+              <w:t>Anclado al soporte real. Sin floor porcentual.</w:t>
             </w:r>
           </w:p>
         </w:tc>
@@ -1643,7 +2832,7 @@
       <w:tr>
         <w:tc>
           <w:tcPr>
-            <w:tcW w:type="dxa" w:w="1728"/>
+            <w:tcW w:type="dxa" w:w="2880"/>
           </w:tcPr>
           <w:p>
             <w:r>
@@ -1653,17 +2842,17 @@
         </w:tc>
         <w:tc>
           <w:tcPr>
-            <w:tcW w:type="dxa" w:w="3168"/>
+            <w:tcW w:type="dxa" w:w="2880"/>
           </w:tcPr>
           <w:p>
             <w:r>
-              <w:t>max(máximo 20 días, entry_mid + riesgo × 2.5)</w:t>
+              <w:t>max(máx 20d, entry_mid + riesgo × 2.5)</w:t>
             </w:r>
           </w:p>
         </w:tc>
         <w:tc>
           <w:tcPr>
-            <w:tcW w:type="dxa" w:w="4464"/>
+            <w:tcW w:type="dxa" w:w="2880"/>
           </w:tcPr>
           <w:p>
             <w:r>
@@ -1675,7 +2864,7 @@
       <w:tr>
         <w:tc>
           <w:tcPr>
-            <w:tcW w:type="dxa" w:w="1728"/>
+            <w:tcW w:type="dxa" w:w="2880"/>
           </w:tcPr>
           <w:p>
             <w:r>
@@ -1685,21 +2874,21 @@
         </w:tc>
         <w:tc>
           <w:tcPr>
-            <w:tcW w:type="dxa" w:w="3168"/>
+            <w:tcW w:type="dxa" w:w="2880"/>
           </w:tcPr>
           <w:p>
             <w:r>
-              <w:t>distancia real al target</w:t>
+              <w:t>distancia real al target / ATR</w:t>
             </w:r>
           </w:p>
         </w:tc>
         <w:tc>
           <w:tcPr>
-            <w:tcW w:type="dxa" w:w="4464"/>
+            <w:tcW w:type="dxa" w:w="2880"/>
           </w:tcPr>
           <w:p>
             <w:r>
-              <w:t>dist_to_target_pct = (target - price) / price × 100. Ya no es 12.5% fijo.</w:t>
+              <w:t>Dinámico por acción (10–30 días)</w:t>
             </w:r>
           </w:p>
         </w:tc>
@@ -1710,13 +2899,54 @@
         <w:pStyle w:val="Heading2"/>
       </w:pPr>
       <w:r>
-        <w:t>Badge entryZone — Método A / Método B</w:t>
+        <w:t>Endpoints swing</w:t>
       </w:r>
     </w:p>
     <w:p>
-      <w:pPr/>
       <w:r>
-        <w:t>Aparece en todas las tarjetas con señal COMPRAR. Lógica: zone_low = min(SMA21, SMA50), zone_high = max(SMA21, SMA50), ±2% tolerancia.</w:t>
+        <w:t>GET /analyze/{ticker}  — análisis swing completo</w:t>
+        <w:br/>
+        <w:t>GET /screener         — candidatos del screener swing</w:t>
+      </w:r>
+    </w:p>
+    <w:p>
+      <w:pPr>
+        <w:pStyle w:val="Heading2"/>
+      </w:pPr>
+      <w:r>
+        <w:t>Componentes clave swing</w:t>
+      </w:r>
+    </w:p>
+    <w:p>
+      <w:r>
+        <w:t>StockCard.jsx: Contiene Sparkline (gráfico 72px + modal 260px con crosshair). Props: ticker, session, cachedData, onAnalysed, onRemove, onMonitor, isInMonitorTab, activeTrade, lastClosedTrade, hideRemove. hideRemove=true cuando se abre desde tabla (evita eliminación accidental).</w:t>
+        <w:br/>
+        <w:br/>
+        <w:t>WatchlistTable (en App.jsx): Columnas ordenables — ticker, score, signal, rsi, dist, rr, contexto (★). SIGNAL_ORDER = { buy:0, monitor:1, hold:2, avoid:3, sell:4 }. distPct() calcula % de distancia al punto medio del rango de entrada.</w:t>
+        <w:br/>
+        <w:br/>
+        <w:t>Journal.jsx: CRUD completo sobre tabla journal. _originalStatus para detectar si trade ya estaba cerrado al abrir modal. tradeToDb asigna exit_date = today solo si _originalStatus !== "closed".</w:t>
+      </w:r>
+    </w:p>
+    <w:p>
+      <w:pPr>
+        <w:pStyle w:val="Heading1"/>
+      </w:pPr>
+      <w:r>
+        <w:t>MÓDULO POSITION TRADING</w:t>
+      </w:r>
+    </w:p>
+    <w:p>
+      <w:r>
+        <w:t>Tabs: Watchlist · Screener · Mercado · Journal · Dashboard</w:t>
+      </w:r>
+    </w:p>
+    <w:p>
+      <w:pPr>
+        <w:pStyle w:val="Heading2"/>
+      </w:pPr>
+      <w:r>
+        <w:t>Scorecard — 7 criterios (MAX_SCORE = 51)</w:t>
       </w:r>
     </w:p>
     <w:tbl>
@@ -1726,85 +2956,354 @@
         <w:tblLook w:firstColumn="1" w:firstRow="1" w:lastColumn="0" w:lastRow="0" w:noHBand="0" w:noVBand="1" w:val="04A0"/>
       </w:tblPr>
       <w:tblGrid>
-        <w:gridCol w:w="2880"/>
-        <w:gridCol w:w="2880"/>
-        <w:gridCol w:w="2880"/>
+        <w:gridCol w:w="1728"/>
+        <w:gridCol w:w="1728"/>
+        <w:gridCol w:w="1728"/>
+        <w:gridCol w:w="1728"/>
+        <w:gridCol w:w="1728"/>
       </w:tblGrid>
       <w:tr>
         <w:tc>
           <w:tcPr>
             <w:tcW w:type="dxa" w:w="1728"/>
-            <w:shd w:val="clear" w:color="auto" w:fill="DAEEF3"/>
           </w:tcPr>
           <w:p>
             <w:r>
               <w:rPr>
                 <w:b/>
               </w:rPr>
-              <w:t>Estado</w:t>
+              <w:t>Criterio</w:t>
             </w:r>
           </w:p>
         </w:tc>
         <w:tc>
           <w:tcPr>
-            <w:tcW w:type="dxa" w:w="3312"/>
-            <w:shd w:val="clear" w:color="auto" w:fill="DAEEF3"/>
+            <w:tcW w:type="dxa" w:w="1728"/>
           </w:tcPr>
           <w:p>
             <w:r>
               <w:rPr>
                 <w:b/>
               </w:rPr>
-              <w:t>Badge</w:t>
+              <w:t>Peso</w:t>
             </w:r>
           </w:p>
         </w:tc>
         <w:tc>
           <w:tcPr>
-            <w:tcW w:type="dxa" w:w="4320"/>
-            <w:shd w:val="clear" w:color="auto" w:fill="DAEEF3"/>
+            <w:tcW w:type="dxa" w:w="1728"/>
           </w:tcPr>
           <w:p>
             <w:r>
               <w:rPr>
                 <w:b/>
               </w:rPr>
-              <w:t>Acción sugerida</w:t>
+              <w:t>Escala</w:t>
             </w:r>
           </w:p>
         </w:tc>
+        <w:tc>
+          <w:tcPr>
+            <w:tcW w:type="dxa" w:w="1728"/>
+          </w:tcPr>
+          <w:p>
+            <w:r>
+              <w:rPr>
+                <w:b/>
+              </w:rPr>
+              <w:t>Automático</w:t>
+            </w:r>
+          </w:p>
+        </w:tc>
+        <w:tc>
+          <w:tcPr>
+            <w:tcW w:type="dxa" w:w="1728"/>
+          </w:tcPr>
+          <w:p>
+            <w:r>
+              <w:rPr>
+                <w:b/>
+              </w:rPr>
+              <w:t>Notas</w:t>
+            </w:r>
+          </w:p>
+        </w:tc>
       </w:tr>
       <w:tr>
         <w:tc>
           <w:tcPr>
             <w:tcW w:type="dxa" w:w="1728"/>
           </w:tcPr>
+          <w:p/>
+        </w:tc>
+        <w:tc>
+          <w:tcPr>
+            <w:tcW w:type="dxa" w:w="1728"/>
+          </w:tcPr>
+          <w:p/>
+        </w:tc>
+        <w:tc>
+          <w:tcPr>
+            <w:tcW w:type="dxa" w:w="1728"/>
+          </w:tcPr>
+          <w:p/>
+        </w:tc>
+        <w:tc>
+          <w:tcPr>
+            <w:tcW w:type="dxa" w:w="1728"/>
+          </w:tcPr>
+          <w:p/>
+        </w:tc>
+        <w:tc>
+          <w:tcPr>
+            <w:tcW w:type="dxa" w:w="1728"/>
+          </w:tcPr>
+          <w:p/>
+        </w:tc>
+      </w:tr>
+      <w:tr>
+        <w:tc>
+          <w:tcPr>
+            <w:tcW w:type="dxa" w:w="1728"/>
+          </w:tcPr>
+          <w:p/>
+        </w:tc>
+        <w:tc>
+          <w:tcPr>
+            <w:tcW w:type="dxa" w:w="1728"/>
+          </w:tcPr>
+          <w:p/>
+        </w:tc>
+        <w:tc>
+          <w:tcPr>
+            <w:tcW w:type="dxa" w:w="1728"/>
+          </w:tcPr>
+          <w:p/>
+        </w:tc>
+        <w:tc>
+          <w:tcPr>
+            <w:tcW w:type="dxa" w:w="1728"/>
+          </w:tcPr>
+          <w:p/>
+        </w:tc>
+        <w:tc>
+          <w:tcPr>
+            <w:tcW w:type="dxa" w:w="1728"/>
+          </w:tcPr>
+          <w:p/>
+        </w:tc>
+      </w:tr>
+      <w:tr>
+        <w:tc>
+          <w:tcPr>
+            <w:tcW w:type="dxa" w:w="1728"/>
+          </w:tcPr>
+          <w:p/>
+        </w:tc>
+        <w:tc>
+          <w:tcPr>
+            <w:tcW w:type="dxa" w:w="1728"/>
+          </w:tcPr>
+          <w:p/>
+        </w:tc>
+        <w:tc>
+          <w:tcPr>
+            <w:tcW w:type="dxa" w:w="1728"/>
+          </w:tcPr>
+          <w:p/>
+        </w:tc>
+        <w:tc>
+          <w:tcPr>
+            <w:tcW w:type="dxa" w:w="1728"/>
+          </w:tcPr>
+          <w:p/>
+        </w:tc>
+        <w:tc>
+          <w:tcPr>
+            <w:tcW w:type="dxa" w:w="1728"/>
+          </w:tcPr>
+          <w:p/>
+        </w:tc>
+      </w:tr>
+      <w:tr>
+        <w:tc>
+          <w:tcPr>
+            <w:tcW w:type="dxa" w:w="1728"/>
+          </w:tcPr>
+          <w:p/>
+        </w:tc>
+        <w:tc>
+          <w:tcPr>
+            <w:tcW w:type="dxa" w:w="1728"/>
+          </w:tcPr>
+          <w:p/>
+        </w:tc>
+        <w:tc>
+          <w:tcPr>
+            <w:tcW w:type="dxa" w:w="1728"/>
+          </w:tcPr>
+          <w:p/>
+        </w:tc>
+        <w:tc>
+          <w:tcPr>
+            <w:tcW w:type="dxa" w:w="1728"/>
+          </w:tcPr>
+          <w:p/>
+        </w:tc>
+        <w:tc>
+          <w:tcPr>
+            <w:tcW w:type="dxa" w:w="1728"/>
+          </w:tcPr>
+          <w:p/>
+        </w:tc>
+      </w:tr>
+      <w:tr>
+        <w:tc>
+          <w:tcPr>
+            <w:tcW w:type="dxa" w:w="1728"/>
+          </w:tcPr>
+          <w:p/>
+        </w:tc>
+        <w:tc>
+          <w:tcPr>
+            <w:tcW w:type="dxa" w:w="1728"/>
+          </w:tcPr>
+          <w:p/>
+        </w:tc>
+        <w:tc>
+          <w:tcPr>
+            <w:tcW w:type="dxa" w:w="1728"/>
+          </w:tcPr>
+          <w:p/>
+        </w:tc>
+        <w:tc>
+          <w:tcPr>
+            <w:tcW w:type="dxa" w:w="1728"/>
+          </w:tcPr>
+          <w:p/>
+        </w:tc>
+        <w:tc>
+          <w:tcPr>
+            <w:tcW w:type="dxa" w:w="1728"/>
+          </w:tcPr>
+          <w:p/>
+        </w:tc>
+      </w:tr>
+      <w:tr>
+        <w:tc>
+          <w:tcPr>
+            <w:tcW w:type="dxa" w:w="1728"/>
+          </w:tcPr>
+          <w:p/>
+        </w:tc>
+        <w:tc>
+          <w:tcPr>
+            <w:tcW w:type="dxa" w:w="1728"/>
+          </w:tcPr>
+          <w:p/>
+        </w:tc>
+        <w:tc>
+          <w:tcPr>
+            <w:tcW w:type="dxa" w:w="1728"/>
+          </w:tcPr>
+          <w:p/>
+        </w:tc>
+        <w:tc>
+          <w:tcPr>
+            <w:tcW w:type="dxa" w:w="1728"/>
+          </w:tcPr>
+          <w:p/>
+        </w:tc>
+        <w:tc>
+          <w:tcPr>
+            <w:tcW w:type="dxa" w:w="1728"/>
+          </w:tcPr>
+          <w:p/>
+        </w:tc>
+      </w:tr>
+      <w:tr>
+        <w:tc>
+          <w:tcPr>
+            <w:tcW w:type="dxa" w:w="1728"/>
+          </w:tcPr>
+          <w:p/>
+        </w:tc>
+        <w:tc>
+          <w:tcPr>
+            <w:tcW w:type="dxa" w:w="1728"/>
+          </w:tcPr>
+          <w:p/>
+        </w:tc>
+        <w:tc>
+          <w:tcPr>
+            <w:tcW w:type="dxa" w:w="1728"/>
+          </w:tcPr>
+          <w:p/>
+        </w:tc>
+        <w:tc>
+          <w:tcPr>
+            <w:tcW w:type="dxa" w:w="1728"/>
+          </w:tcPr>
+          <w:p/>
+        </w:tc>
+        <w:tc>
+          <w:tcPr>
+            <w:tcW w:type="dxa" w:w="1728"/>
+          </w:tcPr>
+          <w:p/>
+        </w:tc>
+      </w:tr>
+      <w:tr>
+        <w:tc>
+          <w:tcPr>
+            <w:tcW w:type="dxa" w:w="1728"/>
+          </w:tcPr>
           <w:p>
             <w:r>
-              <w:t>in_zone</w:t>
+              <w:t>narrativa</w:t>
             </w:r>
           </w:p>
         </w:tc>
         <w:tc>
           <w:tcPr>
-            <w:tcW w:type="dxa" w:w="3312"/>
+            <w:tcW w:type="dxa" w:w="1728"/>
           </w:tcPr>
           <w:p>
             <w:r>
-              <w:t>VERDE — Precio en zona de entrada</w:t>
+              <w:t>×3</w:t>
             </w:r>
           </w:p>
         </w:tc>
         <w:tc>
           <w:tcPr>
-            <w:tcW w:type="dxa" w:w="4320"/>
+            <w:tcW w:type="dxa" w:w="1728"/>
           </w:tcPr>
           <w:p>
             <w:r>
-              <w:t>Método A: entrar con orden de mercado dentro del rango entryLow-entryHigh</w:t>
+              <w:t>0–3</w:t>
             </w:r>
           </w:p>
         </w:tc>
+        <w:tc>
+          <w:tcPr>
+            <w:tcW w:type="dxa" w:w="1728"/>
+          </w:tcPr>
+          <w:p>
+            <w:r>
+              <w:t>Claude Haiku</w:t>
+            </w:r>
+          </w:p>
+        </w:tc>
+        <w:tc>
+          <w:tcPr>
+            <w:tcW w:type="dxa" w:w="1728"/>
+          </w:tcPr>
+          <w:p>
+            <w:r>
+              <w:t>Catalizador estructural de crecimiento</w:t>
+            </w:r>
+          </w:p>
+        </w:tc>
       </w:tr>
       <w:tr>
         <w:tc>
@@ -1813,30 +3312,50 @@
           </w:tcPr>
           <w:p>
             <w:r>
-              <w:t>wait_pullback</w:t>
+              <w:t>precio_sma200</w:t>
             </w:r>
           </w:p>
         </w:tc>
         <w:tc>
           <w:tcPr>
-            <w:tcW w:type="dxa" w:w="3312"/>
+            <w:tcW w:type="dxa" w:w="1728"/>
           </w:tcPr>
           <w:p>
             <w:r>
-              <w:t>ÁMBAR — Espera pullback</w:t>
+              <w:t>×3</w:t>
             </w:r>
           </w:p>
         </w:tc>
         <w:tc>
           <w:tcPr>
-            <w:tcW w:type="dxa" w:w="4320"/>
+            <w:tcW w:type="dxa" w:w="1728"/>
           </w:tcPr>
           <w:p>
             <w:r>
-              <w:t>Método B: poner orden límite en entryLow-entryHigh y mover a En Seguimiento</w:t>
+              <w:t>0–3</w:t>
             </w:r>
           </w:p>
         </w:tc>
+        <w:tc>
+          <w:tcPr>
+            <w:tcW w:type="dxa" w:w="1728"/>
+          </w:tcPr>
+          <w:p>
+            <w:r>
+              <w:t>Sí</w:t>
+            </w:r>
+          </w:p>
+        </w:tc>
+        <w:tc>
+          <w:tcPr>
+            <w:tcW w:type="dxa" w:w="1728"/>
+          </w:tcPr>
+          <w:p>
+            <w:r>
+              <w:t>Gradual: &gt;15%=3, 5-15%=2, 0-5%=1, bajo=0+VETO</w:t>
+            </w:r>
+          </w:p>
+        </w:tc>
       </w:tr>
       <w:tr>
         <w:tc>
@@ -1845,70 +3364,267 @@
           </w:tcPr>
           <w:p>
             <w:r>
-              <w:t>below_zone</w:t>
+              <w:t>estructura_tecnica</w:t>
             </w:r>
           </w:p>
         </w:tc>
         <w:tc>
           <w:tcPr>
-            <w:tcW w:type="dxa" w:w="3312"/>
+            <w:tcW w:type="dxa" w:w="1728"/>
           </w:tcPr>
           <w:p>
             <w:r>
-              <w:t>ROJO — Precio fuera de zona</w:t>
+              <w:t>×3</w:t>
             </w:r>
           </w:p>
         </w:tc>
         <w:tc>
           <w:tcPr>
-            <w:tcW w:type="dxa" w:w="4320"/>
+            <w:tcW w:type="dxa" w:w="1728"/>
           </w:tcPr>
           <w:p>
             <w:r>
-              <w:t>Setup invalidado — no entrar</w:t>
+              <w:t>0–3</w:t>
+            </w:r>
+          </w:p>
+        </w:tc>
+        <w:tc>
+          <w:tcPr>
+            <w:tcW w:type="dxa" w:w="1728"/>
+          </w:tcPr>
+          <w:p>
+            <w:r>
+              <w:t>Sí (Stage + HH/HL)</w:t>
+            </w:r>
+          </w:p>
+        </w:tc>
+        <w:tc>
+          <w:tcPr>
+            <w:tcW w:type="dxa" w:w="1728"/>
+          </w:tcPr>
+          <w:p>
+            <w:r>
+              <w:t>Stage 2 fuerte+HH/HL=3, Stage 2+HH/HL=3, Stage 2 tardío=2, Stage 1=1</w:t>
+            </w:r>
+          </w:p>
+        </w:tc>
+      </w:tr>
+      <w:tr>
+        <w:tc>
+          <w:tcPr>
+            <w:tcW w:type="dxa" w:w="1728"/>
+          </w:tcPr>
+          <w:p>
+            <w:r>
+              <w:t>rs_relativa</w:t>
+            </w:r>
+          </w:p>
+        </w:tc>
+        <w:tc>
+          <w:tcPr>
+            <w:tcW w:type="dxa" w:w="1728"/>
+          </w:tcPr>
+          <w:p>
+            <w:r>
+              <w:t>×2</w:t>
+            </w:r>
+          </w:p>
+        </w:tc>
+        <w:tc>
+          <w:tcPr>
+            <w:tcW w:type="dxa" w:w="1728"/>
+          </w:tcPr>
+          <w:p>
+            <w:r>
+              <w:t>0–3</w:t>
+            </w:r>
+          </w:p>
+        </w:tc>
+        <w:tc>
+          <w:tcPr>
+            <w:tcW w:type="dxa" w:w="1728"/>
+          </w:tcPr>
+          <w:p>
+            <w:r>
+              <w:t>Sí (Mansfield RS)</w:t>
+            </w:r>
+          </w:p>
+        </w:tc>
+        <w:tc>
+          <w:tcPr>
+            <w:tcW w:type="dxa" w:w="1728"/>
+          </w:tcPr>
+          <w:p>
+            <w:r>
+              <w:t>Bonus +1 si lidera sector (rs_sector &gt; 1)</w:t>
+            </w:r>
+          </w:p>
+        </w:tc>
+      </w:tr>
+      <w:tr>
+        <w:tc>
+          <w:tcPr>
+            <w:tcW w:type="dxa" w:w="1728"/>
+          </w:tcPr>
+          <w:p>
+            <w:r>
+              <w:t>calidad_fundamental</w:t>
+            </w:r>
+          </w:p>
+        </w:tc>
+        <w:tc>
+          <w:tcPr>
+            <w:tcW w:type="dxa" w:w="1728"/>
+          </w:tcPr>
+          <w:p>
+            <w:r>
+              <w:t>×3</w:t>
+            </w:r>
+          </w:p>
+        </w:tc>
+        <w:tc>
+          <w:tcPr>
+            <w:tcW w:type="dxa" w:w="1728"/>
+          </w:tcPr>
+          <w:p>
+            <w:r>
+              <w:t>0–3</w:t>
+            </w:r>
+          </w:p>
+        </w:tc>
+        <w:tc>
+          <w:tcPr>
+            <w:tcW w:type="dxa" w:w="1728"/>
+          </w:tcPr>
+          <w:p>
+            <w:r>
+              <w:t>Sí (AV OVERVIEW)</w:t>
+            </w:r>
+          </w:p>
+        </w:tc>
+        <w:tc>
+          <w:tcPr>
+            <w:tcW w:type="dxa" w:w="1728"/>
+          </w:tcPr>
+          <w:p>
+            <w:r>
+              <w:t>Rev+EPS+FCF/márgenes</w:t>
+            </w:r>
+          </w:p>
+        </w:tc>
+      </w:tr>
+      <w:tr>
+        <w:tc>
+          <w:tcPr>
+            <w:tcW w:type="dxa" w:w="1728"/>
+          </w:tcPr>
+          <w:p>
+            <w:r>
+              <w:t>punto_entrada</w:t>
+            </w:r>
+          </w:p>
+        </w:tc>
+        <w:tc>
+          <w:tcPr>
+            <w:tcW w:type="dxa" w:w="1728"/>
+          </w:tcPr>
+          <w:p>
+            <w:r>
+              <w:t>×1</w:t>
+            </w:r>
+          </w:p>
+        </w:tc>
+        <w:tc>
+          <w:tcPr>
+            <w:tcW w:type="dxa" w:w="1728"/>
+          </w:tcPr>
+          <w:p>
+            <w:r>
+              <w:t>0–3</w:t>
+            </w:r>
+          </w:p>
+        </w:tc>
+        <w:tc>
+          <w:tcPr>
+            <w:tcW w:type="dxa" w:w="1728"/>
+          </w:tcPr>
+          <w:p>
+            <w:r>
+              <w:t>Sí</w:t>
+            </w:r>
+          </w:p>
+        </w:tc>
+        <w:tc>
+          <w:tcPr>
+            <w:tcW w:type="dxa" w:w="1728"/>
+          </w:tcPr>
+          <w:p>
+            <w:r>
+              <w:t>Breakout con vol / pullback SMA50 / extendido</w:t>
+            </w:r>
+          </w:p>
+        </w:tc>
+      </w:tr>
+      <w:tr>
+        <w:tc>
+          <w:tcPr>
+            <w:tcW w:type="dxa" w:w="1728"/>
+          </w:tcPr>
+          <w:p>
+            <w:r>
+              <w:t>ratio_rr</w:t>
+            </w:r>
+          </w:p>
+        </w:tc>
+        <w:tc>
+          <w:tcPr>
+            <w:tcW w:type="dxa" w:w="1728"/>
+          </w:tcPr>
+          <w:p>
+            <w:r>
+              <w:t>×2</w:t>
+            </w:r>
+          </w:p>
+        </w:tc>
+        <w:tc>
+          <w:tcPr>
+            <w:tcW w:type="dxa" w:w="1728"/>
+          </w:tcPr>
+          <w:p>
+            <w:r>
+              <w:t>0–3</w:t>
+            </w:r>
+          </w:p>
+        </w:tc>
+        <w:tc>
+          <w:tcPr>
+            <w:tcW w:type="dxa" w:w="1728"/>
+          </w:tcPr>
+          <w:p>
+            <w:r>
+              <w:t>Sí</w:t>
+            </w:r>
+          </w:p>
+        </w:tc>
+        <w:tc>
+          <w:tcPr>
+            <w:tcW w:type="dxa" w:w="1728"/>
+          </w:tcPr>
+          <w:p>
+            <w:r>
+              <w:t>R/R 2.5x fijo, veto si &lt; 2</w:t>
             </w:r>
           </w:p>
         </w:tc>
       </w:tr>
     </w:tbl>
     <w:p>
-      <w:pPr>
-        <w:pStyle w:val="Heading2"/>
-      </w:pPr>
       <w:r>
-        <w:t>Botón 'En Seguimiento' — Disponible en todas las tarjetas</w:t>
-      </w:r>
-    </w:p>
-    <w:p>
-      <w:pPr>
-        <w:pStyle w:val="ListBullet"/>
-      </w:pPr>
-      <w:r>
-        <w:t>Aparece al pie de todas las tarjetas con datos válidos, junto al botón de Journal. Versión anterior: solo aparecía en tarjetas con señal MONITOREAR.</w:t>
-      </w:r>
-    </w:p>
-    <w:p>
-      <w:pPr>
-        <w:pStyle w:val="ListBullet"/>
-      </w:pPr>
-      <w:r>
-        <w:t>Permite mover al tab 'En Seguimiento' cualquier acción con setup válido pero precio fuera de rango.</w:t>
-      </w:r>
-    </w:p>
-    <w:p>
-      <w:pPr>
-        <w:pStyle w:val="ListBullet"/>
-      </w:pPr>
-      <w:r>
-        <w:t>En el tab 'En Seguimiento': botón cambia a '← Quitar del seguimiento'.</w:t>
-      </w:r>
-    </w:p>
-    <w:p>
-      <w:pPr>
-        <w:pStyle w:val="ListBullet"/>
-      </w:pPr>
-      <w:r>
-        <w:t>Caso de uso principal: COMPRAR + wait_pullback (Método B). El trader pone la orden límite y mueve la acción a seguimiento.</w:t>
+        <w:t>Decisiones: ≥32 → OPERAR CON CONVICCIÓN | 22–31 → OPERAR CON CAUTELA | &lt;22 → NO OPERAR</w:t>
+        <w:br/>
+        <w:t>Vetos absolutos: precio_sma200 === 0 (precio bajo SMA200) → VETO | ratio_rr &lt; 2 → VETO</w:t>
+        <w:br/>
+        <w:t>Ajuste macro: SPY &lt; SMA200 → score_total -= 4 (penalización Weinstein)</w:t>
       </w:r>
     </w:p>
     <w:p>
@@ -1916,55 +3632,28 @@
         <w:pStyle w:val="Heading2"/>
       </w:pPr>
       <w:r>
-        <w:t>Screener — Pipeline diario GitHub Actions (run_screener.py)</w:t>
+        <w:t>Lógica estructura_tecnica (Stage + HH/HL)</w:t>
       </w:r>
     </w:p>
     <w:p>
-      <w:pPr>
-        <w:pStyle w:val="ListBullet"/>
-      </w:pPr>
       <w:r>
-        <w:t>Cron: 13:30 UTC = 9:30 AM NYC (ET), lunes a viernes.</w:t>
-      </w:r>
-    </w:p>
-    <w:p>
-      <w:pPr>
-        <w:pStyle w:val="ListBullet"/>
-      </w:pPr>
-      <w:r>
-        <w:t>URL Finviz con parámetro ind_stocksonly: solo acciones individuales, sin ETFs desde el origen.</w:t>
-      </w:r>
-    </w:p>
-    <w:p>
-      <w:pPr>
-        <w:pStyle w:val="ListBullet"/>
-      </w:pPr>
-      <w:r>
-        <w:t>Filtros técnicos Finviz: ta_ema20_cross50a (proxy de SMA21&gt;SMA50 — no existe filtro nativo SMA21 en Finviz), RSI 30-60, precio &gt;$20, volumen &gt;500k, NYSE y NASDAQ. El análisis interno usa SMA21 y SMA50, documentado en criteria metadata.</w:t>
-      </w:r>
-    </w:p>
-    <w:p>
-      <w:pPr>
-        <w:pStyle w:val="ListBullet"/>
-      </w:pPr>
-      <w:r>
-        <w:t>Lista ETFS como segunda capa de seguridad (~70 ETFs conocidos).</w:t>
-      </w:r>
-    </w:p>
-    <w:p>
-      <w:pPr>
-        <w:pStyle w:val="ListBullet"/>
-      </w:pPr>
-      <w:r>
-        <w:t>Guarda data/screener.json en el repositorio con commit automático.</w:t>
-      </w:r>
-    </w:p>
-    <w:p>
-      <w:pPr>
-        <w:pStyle w:val="ListBullet"/>
-      </w:pPr>
-      <w:r>
-        <w:t>Nota: GitHub Actions puede tener hasta 1-1.5 horas de delay en el cron.</w:t>
+        <w:t>Combina Stage Weinstein + HH/HL. La pendiente de SMA30 semanal distingue Stage 2 emergente de Stage 2 tardío.</w:t>
+        <w:br/>
+        <w:br/>
+        <w:t>stage == 2 y slope &gt; 1.5%  → stage_base = 3  (Stage 2 fuerte, acelerando)</w:t>
+        <w:br/>
+        <w:t>stage == 2 y slope 0.5–1.5% → stage_base = 2  (Stage 2 establecido)</w:t>
+        <w:br/>
+        <w:t>stage == 2 y slope &lt; 0.5%  → stage_base = 1  (Stage 2 tardío — distribución inminente)</w:t>
+        <w:br/>
+        <w:t>stage == 1                 → stage_base = 1  (Acumulación)</w:t>
+        <w:br/>
+        <w:t>stage 3/4/None             → stage_base = 0  (Penaliza)</w:t>
+        <w:br/>
+        <w:br/>
+        <w:t>hh_bonus = 1 si hh_hl_score &gt;= 2 AND stage_base &gt; 0</w:t>
+        <w:br/>
+        <w:t>struct_score = min(3, stage_base + hh_bonus)</w:t>
       </w:r>
     </w:p>
     <w:p>
@@ -1972,55 +3661,18 @@
         <w:pStyle w:val="Heading2"/>
       </w:pPr>
       <w:r>
-        <w:t>Backend Railway</w:t>
+        <w:t>Entry / Stop / Target position</w:t>
       </w:r>
     </w:p>
     <w:p>
-      <w:pPr>
-        <w:pStyle w:val="ListBullet"/>
-      </w:pPr>
       <w:r>
-        <w:t>Lee screener.json desde GitHub raw URL. Caché de 5 minutos (TTL=300s).</w:t>
-      </w:r>
-    </w:p>
-    <w:p>
-      <w:pPr>
-        <w:pStyle w:val="ListBullet"/>
-      </w:pPr>
-      <w:r>
-        <w:t>Filtra ETFs de candidates Y tickers (ambos formatos soportados).</w:t>
-      </w:r>
-    </w:p>
-    <w:p>
-      <w:pPr>
-        <w:pStyle w:val="ListBullet"/>
-      </w:pPr>
-      <w:r>
-        <w:t>Fallback a lista curada si GitHub no está disponible.</w:t>
-      </w:r>
-    </w:p>
-    <w:p>
-      <w:pPr>
-        <w:pStyle w:val="ListBullet"/>
-      </w:pPr>
-      <w:r>
-        <w:t>Endpoint POST /screener/refresh: dispara workflow_dispatch via GitHub API usando GITHUB_TOKEN_WORKFLOW.</w:t>
-      </w:r>
-    </w:p>
-    <w:p>
-      <w:pPr>
-        <w:pStyle w:val="ListBullet"/>
-      </w:pPr>
-      <w:r>
-        <w:t>Al hacer refresh, invalida el caché (SCREENER_TS=0) para forzar recarga inmediata.</w:t>
-      </w:r>
-    </w:p>
-    <w:p>
-      <w:pPr>
-        <w:pStyle w:val="ListBullet"/>
-      </w:pPr>
-      <w:r>
-        <w:t>Endpoint GET /analyze/{ticker}: envuelto en try/except que expone el traceback real en el detalle del error 500.</w:t>
+        <w:t>Entrada: precio si near_52w_high (breakout), else SMA50 (pullback)</w:t>
+        <w:br/>
+        <w:t>Stop: base_low_weekly × 0.98 (soporte real de la base semanal detectada)</w:t>
+        <w:br/>
+        <w:t>Fallback stop: min(lows[-10:]) × 0.98 si no hay base</w:t>
+        <w:br/>
+        <w:t>Target: entry + (entry - stop) × 2.5  →  R/R siempre ~2.5</w:t>
       </w:r>
     </w:p>
     <w:p>
@@ -2028,1045 +3680,24 @@
         <w:pStyle w:val="Heading2"/>
       </w:pPr>
       <w:r>
-        <w:t>Datos de dividendos (Alpha Vantage OVERVIEW)</w:t>
+        <w:t>Sizing calculator (PositionCard)</w:t>
       </w:r>
     </w:p>
     <w:p>
-      <w:pPr/>
       <w:r>
-        <w:t>Los datos de dividendos se obtienen del endpoint OVERVIEW de Alpha Vantage, sin llamadas adicionales — ya se usa para sector, P/E, EPS, etc.</w:t>
+        <w:t>Inputs en tarjeta: capital (USD) + % riesgo (default 1%).</w:t>
+        <w:br/>
+        <w:t>Calcula: acciones = (capital × riskPct) / (entry - stop)</w:t>
+        <w:br/>
+        <w:t>Muestra: número de acciones, monto invertido, ganancia potencial (vs target), pérdida máxima (vs stop).</w:t>
       </w:r>
     </w:p>
-    <w:p>
-      <w:pPr/>
-      <w:r>
-        <w:t>El banner de ex-dividend en StockCard solo aparece cuando la fecha cae dentro del plazo máximo del trade (max_days, calculado dinámicamente por ATR). Si el ex-dividend es posterior al plazo del trade, no se muestra ni penaliza.</w:t>
-      </w:r>
-    </w:p>
-    <w:tbl>
-      <w:tblPr>
-        <w:tblStyle w:val="TableGrid"/>
-        <w:tblW w:type="auto" w:w="0"/>
-        <w:tblLook w:firstColumn="1" w:firstRow="1" w:lastColumn="0" w:lastRow="0" w:noHBand="0" w:noVBand="1" w:val="04A0"/>
-      </w:tblPr>
-      <w:tblGrid>
-        <w:gridCol w:w="2880"/>
-        <w:gridCol w:w="2880"/>
-        <w:gridCol w:w="2880"/>
-      </w:tblGrid>
-      <w:tr>
-        <w:tc>
-          <w:tcPr>
-            <w:tcW w:type="dxa" w:w="2304"/>
-            <w:shd w:val="clear" w:color="auto" w:fill="DAEEF3"/>
-          </w:tcPr>
-          <w:p>
-            <w:r>
-              <w:rPr>
-                <w:b/>
-              </w:rPr>
-              <w:t>Campo AV</w:t>
-            </w:r>
-          </w:p>
-        </w:tc>
-        <w:tc>
-          <w:tcPr>
-            <w:tcW w:type="dxa" w:w="2304"/>
-            <w:shd w:val="clear" w:color="auto" w:fill="DAEEF3"/>
-          </w:tcPr>
-          <w:p>
-            <w:r>
-              <w:rPr>
-                <w:b/>
-              </w:rPr>
-              <w:t>Campo interno</w:t>
-            </w:r>
-          </w:p>
-        </w:tc>
-        <w:tc>
-          <w:tcPr>
-            <w:tcW w:type="dxa" w:w="4752"/>
-            <w:shd w:val="clear" w:color="auto" w:fill="DAEEF3"/>
-          </w:tcPr>
-          <w:p>
-            <w:r>
-              <w:rPr>
-                <w:b/>
-              </w:rPr>
-              <w:t>Uso</w:t>
-            </w:r>
-          </w:p>
-        </w:tc>
-      </w:tr>
-      <w:tr>
-        <w:tc>
-          <w:tcPr>
-            <w:tcW w:type="dxa" w:w="2304"/>
-          </w:tcPr>
-          <w:p>
-            <w:r>
-              <w:t>ExDividendDate</w:t>
-            </w:r>
-          </w:p>
-        </w:tc>
-        <w:tc>
-          <w:tcPr>
-            <w:tcW w:type="dxa" w:w="2304"/>
-          </w:tcPr>
-          <w:p>
-            <w:r>
-              <w:t>exDividendDate</w:t>
-            </w:r>
-          </w:p>
-        </w:tc>
-        <w:tc>
-          <w:tcPr>
-            <w:tcW w:type="dxa" w:w="4752"/>
-          </w:tcPr>
-          <w:p>
-            <w:r>
-              <w:t>Fecha ex-dividend. Se valida y limpia (None, 0000-00-00, etc.)</w:t>
-            </w:r>
-          </w:p>
-        </w:tc>
-      </w:tr>
-      <w:tr>
-        <w:tc>
-          <w:tcPr>
-            <w:tcW w:type="dxa" w:w="2304"/>
-          </w:tcPr>
-          <w:p>
-            <w:r>
-              <w:t>DividendPerShare</w:t>
-            </w:r>
-          </w:p>
-        </w:tc>
-        <w:tc>
-          <w:tcPr>
-            <w:tcW w:type="dxa" w:w="2304"/>
-          </w:tcPr>
-          <w:p>
-            <w:r>
-              <w:t>dividendPerShare</w:t>
-            </w:r>
-          </w:p>
-        </w:tc>
-        <w:tc>
-          <w:tcPr>
-            <w:tcW w:type="dxa" w:w="4752"/>
-          </w:tcPr>
-          <w:p>
-            <w:r>
-              <w:t>Monto en USD por acción</w:t>
-            </w:r>
-          </w:p>
-        </w:tc>
-      </w:tr>
-      <w:tr>
-        <w:tc>
-          <w:tcPr>
-            <w:tcW w:type="dxa" w:w="2304"/>
-          </w:tcPr>
-          <w:p>
-            <w:r>
-              <w:t>DividendYield</w:t>
-            </w:r>
-          </w:p>
-        </w:tc>
-        <w:tc>
-          <w:tcPr>
-            <w:tcW w:type="dxa" w:w="2304"/>
-          </w:tcPr>
-          <w:p>
-            <w:r>
-              <w:t>dividendYield</w:t>
-            </w:r>
-          </w:p>
-        </w:tc>
-        <w:tc>
-          <w:tcPr>
-            <w:tcW w:type="dxa" w:w="4752"/>
-          </w:tcPr>
-          <w:p>
-            <w:r>
-              <w:t>Yield anual en % (multiplicado por 100)</w:t>
-            </w:r>
-          </w:p>
-        </w:tc>
-      </w:tr>
-    </w:tbl>
     <w:p>
       <w:pPr>
         <w:pStyle w:val="Heading2"/>
       </w:pPr>
       <w:r>
-        <w:t>Indicadores de historial en StockCard</w:t>
-      </w:r>
-    </w:p>
-    <w:p>
-      <w:pPr/>
-      <w:r>
-        <w:t>App.jsx carga los trades del journal al iniciar y cada 5 segundos, y pasa la info relevante a cada StockCard como props.</w:t>
-      </w:r>
-    </w:p>
-    <w:p>
-      <w:pPr/>
-      <w:r>
-        <w:t>Los badges son mutuamente excluyentes: si hay trade activo, no se muestra el del último cerrado. El botón 'Guardar en journal' queda deshabilitado cuando activeTrade no es null.</w:t>
-      </w:r>
-    </w:p>
-    <w:tbl>
-      <w:tblPr>
-        <w:tblStyle w:val="TableGrid"/>
-        <w:tblW w:type="auto" w:w="0"/>
-        <w:tblLook w:firstColumn="1" w:firstRow="1" w:lastColumn="0" w:lastRow="0" w:noHBand="0" w:noVBand="1" w:val="04A0"/>
-      </w:tblPr>
-      <w:tblGrid>
-        <w:gridCol w:w="2880"/>
-        <w:gridCol w:w="2880"/>
-        <w:gridCol w:w="2880"/>
-      </w:tblGrid>
-      <w:tr>
-        <w:tc>
-          <w:tcPr>
-            <w:tcW w:type="dxa" w:w="2160"/>
-            <w:shd w:val="clear" w:color="auto" w:fill="DAEEF3"/>
-          </w:tcPr>
-          <w:p>
-            <w:r>
-              <w:rPr>
-                <w:b/>
-              </w:rPr>
-              <w:t>Prop</w:t>
-            </w:r>
-          </w:p>
-        </w:tc>
-        <w:tc>
-          <w:tcPr>
-            <w:tcW w:type="dxa" w:w="2880"/>
-            <w:shd w:val="clear" w:color="auto" w:fill="DAEEF3"/>
-          </w:tcPr>
-          <w:p>
-            <w:r>
-              <w:rPr>
-                <w:b/>
-              </w:rPr>
-              <w:t>Fuente</w:t>
-            </w:r>
-          </w:p>
-        </w:tc>
-        <w:tc>
-          <w:tcPr>
-            <w:tcW w:type="dxa" w:w="4320"/>
-            <w:shd w:val="clear" w:color="auto" w:fill="DAEEF3"/>
-          </w:tcPr>
-          <w:p>
-            <w:r>
-              <w:rPr>
-                <w:b/>
-              </w:rPr>
-              <w:t>Qué muestra</w:t>
-            </w:r>
-          </w:p>
-        </w:tc>
-      </w:tr>
-      <w:tr>
-        <w:tc>
-          <w:tcPr>
-            <w:tcW w:type="dxa" w:w="2160"/>
-          </w:tcPr>
-          <w:p>
-            <w:r>
-              <w:t>activeTrade</w:t>
-            </w:r>
-          </w:p>
-        </w:tc>
-        <w:tc>
-          <w:tcPr>
-            <w:tcW w:type="dxa" w:w="2880"/>
-          </w:tcPr>
-          <w:p>
-            <w:r>
-              <w:t>journal (status=open)</w:t>
-            </w:r>
-          </w:p>
-        </w:tc>
-        <w:tc>
-          <w:tcPr>
-            <w:tcW w:type="dxa" w:w="4320"/>
-          </w:tcPr>
-          <w:p>
-            <w:r>
-              <w:t>Badge verde con entrada real y P&amp;L en vivo vs precio actual</w:t>
-            </w:r>
-          </w:p>
-        </w:tc>
-      </w:tr>
-      <w:tr>
-        <w:tc>
-          <w:tcPr>
-            <w:tcW w:type="dxa" w:w="2160"/>
-          </w:tcPr>
-          <w:p>
-            <w:r>
-              <w:t>lastClosedTrade</w:t>
-            </w:r>
-          </w:p>
-        </w:tc>
-        <w:tc>
-          <w:tcPr>
-            <w:tcW w:type="dxa" w:w="2880"/>
-          </w:tcPr>
-          <w:p>
-            <w:r>
-              <w:t>journal (status=closed, más reciente)</w:t>
-            </w:r>
-          </w:p>
-        </w:tc>
-        <w:tc>
-          <w:tcPr>
-            <w:tcW w:type="dxa" w:w="4320"/>
-          </w:tcPr>
-          <w:p>
-            <w:r>
-              <w:t>Badge gris con fecha del último trade cerrado y días transcurridos</w:t>
-            </w:r>
-          </w:p>
-        </w:tc>
-      </w:tr>
-    </w:tbl>
-    <w:p>
-      <w:pPr>
-        <w:pStyle w:val="Heading2"/>
-      </w:pPr>
-      <w:r>
-        <w:t>Journal — Estructura de datos (Tabla Supabase: journal)</w:t>
-      </w:r>
-    </w:p>
-    <w:p>
-      <w:pPr/>
-      <w:r>
-        <w:t>Nota: campos numéricos vacíos se convierten a null antes de enviar a Supabase para evitar error de tipo. El update excluye id y user_id del payload (van en el WHERE/RLS).</w:t>
-      </w:r>
-    </w:p>
-    <w:tbl>
-      <w:tblPr>
-        <w:tblStyle w:val="TableGrid"/>
-        <w:tblW w:type="auto" w:w="0"/>
-        <w:tblLook w:firstColumn="1" w:firstRow="1" w:lastColumn="0" w:lastRow="0" w:noHBand="0" w:noVBand="1" w:val="04A0"/>
-      </w:tblPr>
-      <w:tblGrid>
-        <w:gridCol w:w="2880"/>
-        <w:gridCol w:w="2880"/>
-        <w:gridCol w:w="2880"/>
-      </w:tblGrid>
-      <w:tr>
-        <w:tc>
-          <w:tcPr>
-            <w:tcW w:type="dxa" w:w="2160"/>
-            <w:shd w:val="clear" w:color="auto" w:fill="DAEEF3"/>
-          </w:tcPr>
-          <w:p>
-            <w:r>
-              <w:rPr>
-                <w:b/>
-              </w:rPr>
-              <w:t>Columna</w:t>
-            </w:r>
-          </w:p>
-        </w:tc>
-        <w:tc>
-          <w:tcPr>
-            <w:tcW w:type="dxa" w:w="1152"/>
-            <w:shd w:val="clear" w:color="auto" w:fill="DAEEF3"/>
-          </w:tcPr>
-          <w:p>
-            <w:r>
-              <w:rPr>
-                <w:b/>
-              </w:rPr>
-              <w:t>Tipo</w:t>
-            </w:r>
-          </w:p>
-        </w:tc>
-        <w:tc>
-          <w:tcPr>
-            <w:tcW w:type="dxa" w:w="6048"/>
-            <w:shd w:val="clear" w:color="auto" w:fill="DAEEF3"/>
-          </w:tcPr>
-          <w:p>
-            <w:r>
-              <w:rPr>
-                <w:b/>
-              </w:rPr>
-              <w:t>Descripción</w:t>
-            </w:r>
-          </w:p>
-        </w:tc>
-      </w:tr>
-      <w:tr>
-        <w:tc>
-          <w:tcPr>
-            <w:tcW w:type="dxa" w:w="2160"/>
-          </w:tcPr>
-          <w:p>
-            <w:r>
-              <w:t>id</w:t>
-            </w:r>
-          </w:p>
-        </w:tc>
-        <w:tc>
-          <w:tcPr>
-            <w:tcW w:type="dxa" w:w="1152"/>
-          </w:tcPr>
-          <w:p>
-            <w:r>
-              <w:t>text</w:t>
-            </w:r>
-          </w:p>
-        </w:tc>
-        <w:tc>
-          <w:tcPr>
-            <w:tcW w:type="dxa" w:w="6048"/>
-          </w:tcPr>
-          <w:p>
-            <w:r>
-              <w:t>ID generado con Date.now().toString()</w:t>
-            </w:r>
-          </w:p>
-        </w:tc>
-      </w:tr>
-      <w:tr>
-        <w:tc>
-          <w:tcPr>
-            <w:tcW w:type="dxa" w:w="2160"/>
-          </w:tcPr>
-          <w:p>
-            <w:r>
-              <w:t>user_id</w:t>
-            </w:r>
-          </w:p>
-        </w:tc>
-        <w:tc>
-          <w:tcPr>
-            <w:tcW w:type="dxa" w:w="1152"/>
-          </w:tcPr>
-          <w:p>
-            <w:r>
-              <w:t>uuid</w:t>
-            </w:r>
-          </w:p>
-        </w:tc>
-        <w:tc>
-          <w:tcPr>
-            <w:tcW w:type="dxa" w:w="6048"/>
-          </w:tcPr>
-          <w:p>
-            <w:r>
-              <w:t>FK a auth.users</w:t>
-            </w:r>
-          </w:p>
-        </w:tc>
-      </w:tr>
-      <w:tr>
-        <w:tc>
-          <w:tcPr>
-            <w:tcW w:type="dxa" w:w="2160"/>
-          </w:tcPr>
-          <w:p>
-            <w:r>
-              <w:t>date</w:t>
-            </w:r>
-          </w:p>
-        </w:tc>
-        <w:tc>
-          <w:tcPr>
-            <w:tcW w:type="dxa" w:w="1152"/>
-          </w:tcPr>
-          <w:p>
-            <w:r>
-              <w:t>text</w:t>
-            </w:r>
-          </w:p>
-        </w:tc>
-        <w:tc>
-          <w:tcPr>
-            <w:tcW w:type="dxa" w:w="6048"/>
-          </w:tcPr>
-          <w:p>
-            <w:r>
-              <w:t>Fecha de guardado (YYYY-MM-DD)</w:t>
-            </w:r>
-          </w:p>
-        </w:tc>
-      </w:tr>
-      <w:tr>
-        <w:tc>
-          <w:tcPr>
-            <w:tcW w:type="dxa" w:w="2160"/>
-          </w:tcPr>
-          <w:p>
-            <w:r>
-              <w:t>ticker</w:t>
-            </w:r>
-          </w:p>
-        </w:tc>
-        <w:tc>
-          <w:tcPr>
-            <w:tcW w:type="dxa" w:w="1152"/>
-          </w:tcPr>
-          <w:p>
-            <w:r>
-              <w:t>text</w:t>
-            </w:r>
-          </w:p>
-        </w:tc>
-        <w:tc>
-          <w:tcPr>
-            <w:tcW w:type="dxa" w:w="6048"/>
-          </w:tcPr>
-          <w:p>
-            <w:r>
-              <w:t>Símbolo bursátil</w:t>
-            </w:r>
-          </w:p>
-        </w:tc>
-      </w:tr>
-      <w:tr>
-        <w:tc>
-          <w:tcPr>
-            <w:tcW w:type="dxa" w:w="2160"/>
-          </w:tcPr>
-          <w:p>
-            <w:r>
-              <w:t>price</w:t>
-            </w:r>
-          </w:p>
-        </w:tc>
-        <w:tc>
-          <w:tcPr>
-            <w:tcW w:type="dxa" w:w="1152"/>
-          </w:tcPr>
-          <w:p>
-            <w:r>
-              <w:t>numeric</w:t>
-            </w:r>
-          </w:p>
-        </w:tc>
-        <w:tc>
-          <w:tcPr>
-            <w:tcW w:type="dxa" w:w="6048"/>
-          </w:tcPr>
-          <w:p>
-            <w:r>
-              <w:t>Precio sugerido por la app</w:t>
-            </w:r>
-          </w:p>
-        </w:tc>
-      </w:tr>
-      <w:tr>
-        <w:tc>
-          <w:tcPr>
-            <w:tcW w:type="dxa" w:w="2160"/>
-          </w:tcPr>
-          <w:p>
-            <w:r>
-              <w:t>stop_loss</w:t>
-            </w:r>
-          </w:p>
-        </w:tc>
-        <w:tc>
-          <w:tcPr>
-            <w:tcW w:type="dxa" w:w="1152"/>
-          </w:tcPr>
-          <w:p>
-            <w:r>
-              <w:t>numeric</w:t>
-            </w:r>
-          </w:p>
-        </w:tc>
-        <w:tc>
-          <w:tcPr>
-            <w:tcW w:type="dxa" w:w="6048"/>
-          </w:tcPr>
-          <w:p>
-            <w:r>
-              <w:t>Stop-loss calculado por la app</w:t>
-            </w:r>
-          </w:p>
-        </w:tc>
-      </w:tr>
-      <w:tr>
-        <w:tc>
-          <w:tcPr>
-            <w:tcW w:type="dxa" w:w="2160"/>
-          </w:tcPr>
-          <w:p>
-            <w:r>
-              <w:t>target</w:t>
-            </w:r>
-          </w:p>
-        </w:tc>
-        <w:tc>
-          <w:tcPr>
-            <w:tcW w:type="dxa" w:w="1152"/>
-          </w:tcPr>
-          <w:p>
-            <w:r>
-              <w:t>numeric</w:t>
-            </w:r>
-          </w:p>
-        </w:tc>
-        <w:tc>
-          <w:tcPr>
-            <w:tcW w:type="dxa" w:w="6048"/>
-          </w:tcPr>
-          <w:p>
-            <w:r>
-              <w:t>Objetivo calculado por la app</w:t>
-            </w:r>
-          </w:p>
-        </w:tc>
-      </w:tr>
-      <w:tr>
-        <w:tc>
-          <w:tcPr>
-            <w:tcW w:type="dxa" w:w="2160"/>
-          </w:tcPr>
-          <w:p>
-            <w:r>
-              <w:t>entry_price</w:t>
-            </w:r>
-          </w:p>
-        </w:tc>
-        <w:tc>
-          <w:tcPr>
-            <w:tcW w:type="dxa" w:w="1152"/>
-          </w:tcPr>
-          <w:p>
-            <w:r>
-              <w:t>numeric</w:t>
-            </w:r>
-          </w:p>
-        </w:tc>
-        <w:tc>
-          <w:tcPr>
-            <w:tcW w:type="dxa" w:w="6048"/>
-          </w:tcPr>
-          <w:p>
-            <w:r>
-              <w:t>Precio de entrada real del usuario</w:t>
-            </w:r>
-          </w:p>
-        </w:tc>
-      </w:tr>
-      <w:tr>
-        <w:tc>
-          <w:tcPr>
-            <w:tcW w:type="dxa" w:w="2160"/>
-          </w:tcPr>
-          <w:p>
-            <w:r>
-              <w:t>position_size</w:t>
-            </w:r>
-          </w:p>
-        </w:tc>
-        <w:tc>
-          <w:tcPr>
-            <w:tcW w:type="dxa" w:w="1152"/>
-          </w:tcPr>
-          <w:p>
-            <w:r>
-              <w:t>numeric</w:t>
-            </w:r>
-          </w:p>
-        </w:tc>
-        <w:tc>
-          <w:tcPr>
-            <w:tcW w:type="dxa" w:w="6048"/>
-          </w:tcPr>
-          <w:p>
-            <w:r>
-              <w:t>Número de acciones compradas</w:t>
-            </w:r>
-          </w:p>
-        </w:tc>
-      </w:tr>
-      <w:tr>
-        <w:tc>
-          <w:tcPr>
-            <w:tcW w:type="dxa" w:w="2160"/>
-          </w:tcPr>
-          <w:p>
-            <w:r>
-              <w:t>exit_price</w:t>
-            </w:r>
-          </w:p>
-        </w:tc>
-        <w:tc>
-          <w:tcPr>
-            <w:tcW w:type="dxa" w:w="1152"/>
-          </w:tcPr>
-          <w:p>
-            <w:r>
-              <w:t>numeric</w:t>
-            </w:r>
-          </w:p>
-        </w:tc>
-        <w:tc>
-          <w:tcPr>
-            <w:tcW w:type="dxa" w:w="6048"/>
-          </w:tcPr>
-          <w:p>
-            <w:r>
-              <w:t>Precio de cierre real</w:t>
-            </w:r>
-          </w:p>
-        </w:tc>
-      </w:tr>
-      <w:tr>
-        <w:tc>
-          <w:tcPr>
-            <w:tcW w:type="dxa" w:w="2160"/>
-          </w:tcPr>
-          <w:p>
-            <w:r>
-              <w:t>real_stop_loss</w:t>
-            </w:r>
-          </w:p>
-        </w:tc>
-        <w:tc>
-          <w:tcPr>
-            <w:tcW w:type="dxa" w:w="1152"/>
-          </w:tcPr>
-          <w:p>
-            <w:r>
-              <w:t>numeric</w:t>
-            </w:r>
-          </w:p>
-        </w:tc>
-        <w:tc>
-          <w:tcPr>
-            <w:tcW w:type="dxa" w:w="6048"/>
-          </w:tcPr>
-          <w:p>
-            <w:r>
-              <w:t>SL real configurado en el broker</w:t>
-            </w:r>
-          </w:p>
-        </w:tc>
-      </w:tr>
-      <w:tr>
-        <w:tc>
-          <w:tcPr>
-            <w:tcW w:type="dxa" w:w="2160"/>
-          </w:tcPr>
-          <w:p>
-            <w:r>
-              <w:t>real_target</w:t>
-            </w:r>
-          </w:p>
-        </w:tc>
-        <w:tc>
-          <w:tcPr>
-            <w:tcW w:type="dxa" w:w="1152"/>
-          </w:tcPr>
-          <w:p>
-            <w:r>
-              <w:t>numeric</w:t>
-            </w:r>
-          </w:p>
-        </w:tc>
-        <w:tc>
-          <w:tcPr>
-            <w:tcW w:type="dxa" w:w="6048"/>
-          </w:tcPr>
-          <w:p>
-            <w:r>
-              <w:t>TP real configurado en el broker</w:t>
-            </w:r>
-          </w:p>
-        </w:tc>
-      </w:tr>
-      <w:tr>
-        <w:tc>
-          <w:tcPr>
-            <w:tcW w:type="dxa" w:w="2160"/>
-          </w:tcPr>
-          <w:p>
-            <w:r>
-              <w:t>status</w:t>
-            </w:r>
-          </w:p>
-        </w:tc>
-        <w:tc>
-          <w:tcPr>
-            <w:tcW w:type="dxa" w:w="1152"/>
-          </w:tcPr>
-          <w:p>
-            <w:r>
-              <w:t>text</w:t>
-            </w:r>
-          </w:p>
-        </w:tc>
-        <w:tc>
-          <w:tcPr>
-            <w:tcW w:type="dxa" w:w="6048"/>
-          </w:tcPr>
-          <w:p>
-            <w:r>
-              <w:t>open / breakeven / partial / closed</w:t>
-            </w:r>
-          </w:p>
-        </w:tc>
-      </w:tr>
-      <w:tr>
-        <w:tc>
-          <w:tcPr>
-            <w:tcW w:type="dxa" w:w="2160"/>
-          </w:tcPr>
-          <w:p>
-            <w:r>
-              <w:t>max_days</w:t>
-            </w:r>
-          </w:p>
-        </w:tc>
-        <w:tc>
-          <w:tcPr>
-            <w:tcW w:type="dxa" w:w="1152"/>
-          </w:tcPr>
-          <w:p>
-            <w:r>
-              <w:t>numeric</w:t>
-            </w:r>
-          </w:p>
-        </w:tc>
-        <w:tc>
-          <w:tcPr>
-            <w:tcW w:type="dxa" w:w="6048"/>
-          </w:tcPr>
-          <w:p>
-            <w:r>
-              <w:t>Plazo dinámico calculado por ATR (10-30 días)</w:t>
-            </w:r>
-          </w:p>
-        </w:tc>
-      </w:tr>
-      <w:tr>
-        <w:tc>
-          <w:tcPr>
-            <w:tcW w:type="dxa" w:w="2160"/>
-          </w:tcPr>
-          <w:p>
-            <w:r>
-              <w:t>notes</w:t>
-            </w:r>
-          </w:p>
-        </w:tc>
-        <w:tc>
-          <w:tcPr>
-            <w:tcW w:type="dxa" w:w="1152"/>
-          </w:tcPr>
-          <w:p>
-            <w:r>
-              <w:t>text</w:t>
-            </w:r>
-          </w:p>
-        </w:tc>
-        <w:tc>
-          <w:tcPr>
-            <w:tcW w:type="dxa" w:w="6048"/>
-          </w:tcPr>
-          <w:p>
-            <w:r>
-              <w:t>Notas del usuario</w:t>
-            </w:r>
-          </w:p>
-        </w:tc>
-      </w:tr>
-      <w:tr>
-        <w:tc>
-          <w:tcPr>
-            <w:tcW w:type="dxa" w:w="2160"/>
-          </w:tcPr>
-          <w:p>
-            <w:r>
-              <w:t>sma21</w:t>
-            </w:r>
-          </w:p>
-        </w:tc>
-        <w:tc>
-          <w:tcPr>
-            <w:tcW w:type="dxa" w:w="1152"/>
-          </w:tcPr>
-          <w:p>
-            <w:r>
-              <w:t>numeric</w:t>
-            </w:r>
-          </w:p>
-        </w:tc>
-        <w:tc>
-          <w:tcPr>
-            <w:tcW w:type="dxa" w:w="6048"/>
-          </w:tcPr>
-          <w:p>
-            <w:r>
-              <w:t>SMA21 al momento de guardar el trade (antes: ema20)</w:t>
-            </w:r>
-          </w:p>
-        </w:tc>
-      </w:tr>
-      <w:tr>
-        <w:tc>
-          <w:tcPr>
-            <w:tcW w:type="dxa" w:w="2160"/>
-          </w:tcPr>
-          <w:p>
-            <w:r>
-              <w:t>sma50</w:t>
-            </w:r>
-          </w:p>
-        </w:tc>
-        <w:tc>
-          <w:tcPr>
-            <w:tcW w:type="dxa" w:w="1152"/>
-          </w:tcPr>
-          <w:p>
-            <w:r>
-              <w:t>numeric</w:t>
-            </w:r>
-          </w:p>
-        </w:tc>
-        <w:tc>
-          <w:tcPr>
-            <w:tcW w:type="dxa" w:w="6048"/>
-          </w:tcPr>
-          <w:p>
-            <w:r>
-              <w:t>SMA50 al momento de guardar el trade (antes: ema50)</w:t>
-            </w:r>
-          </w:p>
-        </w:tc>
-      </w:tr>
-      <w:tr>
-        <w:tc>
-          <w:tcPr>
-            <w:tcW w:type="dxa" w:w="2160"/>
-          </w:tcPr>
-          <w:p>
-            <w:r>
-              <w:t>fundamentals</w:t>
-            </w:r>
-          </w:p>
-        </w:tc>
-        <w:tc>
-          <w:tcPr>
-            <w:tcW w:type="dxa" w:w="1152"/>
-          </w:tcPr>
-          <w:p>
-            <w:r>
-              <w:t>jsonb</w:t>
-            </w:r>
-          </w:p>
-        </w:tc>
-        <w:tc>
-          <w:tcPr>
-            <w:tcW w:type="dxa" w:w="6048"/>
-          </w:tcPr>
-          <w:p>
-            <w:r>
-              <w:t>Datos fundamentales al momento de entrada (incluye exDividendDate, dividendPerShare, dividendYield)</w:t>
-            </w:r>
-          </w:p>
-        </w:tc>
-      </w:tr>
-      <w:tr>
-        <w:tc>
-          <w:tcPr>
-            <w:tcW w:type="dxa" w:w="2160"/>
-          </w:tcPr>
-          <w:p>
-            <w:r>
-              <w:t>analysis</w:t>
-            </w:r>
-          </w:p>
-        </w:tc>
-        <w:tc>
-          <w:tcPr>
-            <w:tcW w:type="dxa" w:w="1152"/>
-          </w:tcPr>
-          <w:p>
-            <w:r>
-              <w:t>text</w:t>
-            </w:r>
-          </w:p>
-        </w:tc>
-        <w:tc>
-          <w:tcPr>
-            <w:tcW w:type="dxa" w:w="6048"/>
-          </w:tcPr>
-          <w:p>
-            <w:r>
-              <w:t>Análisis narrativo de Claude</w:t>
-            </w:r>
-          </w:p>
-        </w:tc>
-      </w:tr>
-    </w:tbl>
-    <w:p>
-      <w:pPr>
-        <w:pStyle w:val="Heading2"/>
-      </w:pPr>
-      <w:r>
-        <w:t>Precio en tiempo real</w:t>
-      </w:r>
-    </w:p>
-    <w:p>
-      <w:pPr>
-        <w:pStyle w:val="ListBullet"/>
-      </w:pPr>
-      <w:r>
-        <w:t>Alpha Vantage GLOBAL_QUOTE con suscripción premium activa.</w:t>
-      </w:r>
-    </w:p>
-    <w:p>
-      <w:pPr>
-        <w:pStyle w:val="ListBullet"/>
-      </w:pPr>
-      <w:r>
-        <w:t>La cuenta debe estar registrada con email personal (no corporativo) per política de NASDAQ.</w:t>
-      </w:r>
-    </w:p>
-    <w:p>
-      <w:pPr>
-        <w:pStyle w:val="ListBullet"/>
-      </w:pPr>
-      <w:r>
-        <w:t>Devuelve precio con 15 minutos de delay durante horario de mercado.</w:t>
-      </w:r>
-    </w:p>
-    <w:p>
-      <w:pPr>
-        <w:pStyle w:val="ListBullet"/>
-      </w:pPr>
-      <w:r>
-        <w:t>Badge verde 'Precio con 15 min de delay' durante horario de mercado.</w:t>
-      </w:r>
-    </w:p>
-    <w:p>
-      <w:pPr>
-        <w:pStyle w:val="ListBullet"/>
-      </w:pPr>
-      <w:r>
-        <w:t>Badge amarillo 'Precio de cierre anterior' fuera de horario.</w:t>
-      </w:r>
-    </w:p>
-    <w:p>
-      <w:pPr>
-        <w:pStyle w:val="ListBullet"/>
-      </w:pPr>
-      <w:r>
-        <w:t>Si GLOBAL_QUOTE falla (rate limit, suspensión), la tarjeta usa el precio de cierre del histórico como fallback.</w:t>
+        <w:t>Badges y warnings position</w:t>
       </w:r>
     </w:p>
     <w:tbl>
@@ -3082,22 +3713,20 @@
       <w:tr>
         <w:tc>
           <w:tcPr>
-            <w:tcW w:type="dxa" w:w="2880"/>
-            <w:shd w:val="clear" w:color="auto" w:fill="DAEEF3"/>
+            <w:tcW w:type="dxa" w:w="4320"/>
           </w:tcPr>
           <w:p>
             <w:r>
               <w:rPr>
                 <w:b/>
               </w:rPr>
-              <w:t>Cambio</w:t>
+              <w:t>Feature</w:t>
             </w:r>
           </w:p>
         </w:tc>
         <w:tc>
           <w:tcPr>
-            <w:tcW w:type="dxa" w:w="6480"/>
-            <w:shd w:val="clear" w:color="auto" w:fill="DAEEF3"/>
+            <w:tcW w:type="dxa" w:w="4320"/>
           </w:tcPr>
           <w:p>
             <w:r>
@@ -3112,21 +3741,91 @@
       <w:tr>
         <w:tc>
           <w:tcPr>
-            <w:tcW w:type="dxa" w:w="2880"/>
+            <w:tcW w:type="dxa" w:w="4320"/>
+          </w:tcPr>
+          <w:p/>
+        </w:tc>
+        <w:tc>
+          <w:tcPr>
+            <w:tcW w:type="dxa" w:w="4320"/>
+          </w:tcPr>
+          <w:p/>
+        </w:tc>
+      </w:tr>
+      <w:tr>
+        <w:tc>
+          <w:tcPr>
+            <w:tcW w:type="dxa" w:w="4320"/>
+          </w:tcPr>
+          <w:p/>
+        </w:tc>
+        <w:tc>
+          <w:tcPr>
+            <w:tcW w:type="dxa" w:w="4320"/>
+          </w:tcPr>
+          <w:p/>
+        </w:tc>
+      </w:tr>
+      <w:tr>
+        <w:tc>
+          <w:tcPr>
+            <w:tcW w:type="dxa" w:w="4320"/>
+          </w:tcPr>
+          <w:p/>
+        </w:tc>
+        <w:tc>
+          <w:tcPr>
+            <w:tcW w:type="dxa" w:w="4320"/>
+          </w:tcPr>
+          <w:p/>
+        </w:tc>
+      </w:tr>
+      <w:tr>
+        <w:tc>
+          <w:tcPr>
+            <w:tcW w:type="dxa" w:w="4320"/>
+          </w:tcPr>
+          <w:p/>
+        </w:tc>
+        <w:tc>
+          <w:tcPr>
+            <w:tcW w:type="dxa" w:w="4320"/>
+          </w:tcPr>
+          <w:p/>
+        </w:tc>
+      </w:tr>
+      <w:tr>
+        <w:tc>
+          <w:tcPr>
+            <w:tcW w:type="dxa" w:w="4320"/>
+          </w:tcPr>
+          <w:p/>
+        </w:tc>
+        <w:tc>
+          <w:tcPr>
+            <w:tcW w:type="dxa" w:w="4320"/>
+          </w:tcPr>
+          <w:p/>
+        </w:tc>
+      </w:tr>
+      <w:tr>
+        <w:tc>
+          <w:tcPr>
+            <w:tcW w:type="dxa" w:w="4320"/>
           </w:tcPr>
           <w:p>
             <w:r>
-              <w:t>EMA20/EMA50 → SMA21/SMA50</w:t>
+              <w:t>Badge caché viejo</w:t>
             </w:r>
           </w:p>
         </w:tc>
         <w:tc>
           <w:tcPr>
-            <w:tcW w:type="dxa" w:w="6480"/>
+            <w:tcW w:type="dxa" w:w="4320"/>
           </w:tcPr>
           <w:p>
             <w:r>
-              <w:t>Migración completa a estándar IBD/CAN SLIM. SMA21 (21 días) y SMA50 (50 días) en todo el análisis interno. Columnas Supabase renombradas: ema20→sma21, ema50→sma50. Finviz sigue usando ta_ema20_cross50a (no hay equivalente SMA21 en Finviz).</w:t>
+              <w:t>&gt;24h → naranja, &gt;48h → rojo. En tarjeta y tabla.</w:t>
             </w:r>
           </w:p>
         </w:tc>
@@ -3134,21 +3833,21 @@
       <w:tr>
         <w:tc>
           <w:tcPr>
-            <w:tcW w:type="dxa" w:w="2880"/>
+            <w:tcW w:type="dxa" w:w="4320"/>
           </w:tcPr>
           <w:p>
             <w:r>
-              <w:t>Sistema de scoring reformulado</w:t>
+              <w:t>Earnings warning</w:t>
             </w:r>
           </w:p>
         </w:tc>
         <w:tc>
           <w:tcPr>
-            <w:tcW w:type="dxa" w:w="6480"/>
+            <w:tcW w:type="dxa" w:w="4320"/>
           </w:tcPr>
           <w:p>
             <w:r>
-              <w:t>7 factores con nuevos pesos. Elimina earnings y ex-dividend del score técnico (ahora van en estrellas de contexto). Nuevos factores: momentum 4w, distancia al max20d.</w:t>
+              <w:t>&lt;7d → banner rojo, 7–14d → naranja. Tabla: badge "E{días}d" en columna DECISIÓN.</w:t>
             </w:r>
           </w:p>
         </w:tc>
@@ -3156,21 +3855,21 @@
       <w:tr>
         <w:tc>
           <w:tcPr>
-            <w:tcW w:type="dxa" w:w="2880"/>
+            <w:tcW w:type="dxa" w:w="4320"/>
           </w:tcPr>
           <w:p>
             <w:r>
-              <w:t>Arquitectura 3 capas</w:t>
+              <w:t>Ex-dividend warning</w:t>
             </w:r>
           </w:p>
         </w:tc>
         <w:tc>
           <w:tcPr>
-            <w:tcW w:type="dxa" w:w="6480"/>
+            <w:tcW w:type="dxa" w:w="4320"/>
           </w:tcPr>
           <w:p>
             <w:r>
-              <w:t>calc_score() + calc_context_stars() + determine_final_signal(). Separación clara entre score técnico, contexto de entrada y señal final.</w:t>
+              <w:t>&lt;7d → rojo, 7–14d → naranja. Solo si dividendYield &gt; 0.3%.</w:t>
             </w:r>
           </w:p>
         </w:tc>
@@ -3178,21 +3877,21 @@
       <w:tr>
         <w:tc>
           <w:tcPr>
-            <w:tcW w:type="dxa" w:w="2880"/>
+            <w:tcW w:type="dxa" w:w="4320"/>
           </w:tcPr>
           <w:p>
             <w:r>
-              <w:t>Niveles técnicos anclados</w:t>
+              <w:t>RS SPY sin cap</w:t>
             </w:r>
           </w:p>
         </w:tc>
         <w:tc>
           <w:tcPr>
-            <w:tcW w:type="dxa" w:w="6480"/>
+            <w:tcW w:type="dxa" w:w="4320"/>
           </w:tcPr>
           <w:p>
             <w:r>
-              <w:t>entryLow/entryHigh anclados a SMA21. stopLoss anclado a mínimo 20 días. target con R:B mínimo 2.5x. max_days usa distancia real al target.</w:t>
+              <w:t>Valor real en % (ej: +43% vs SPY). Scoring interno sigue usando normalizado.</w:t>
             </w:r>
           </w:p>
         </w:tc>
@@ -3200,87 +3899,21 @@
       <w:tr>
         <w:tc>
           <w:tcPr>
-            <w:tcW w:type="dxa" w:w="2880"/>
+            <w:tcW w:type="dxa" w:w="4320"/>
           </w:tcPr>
           <w:p>
             <w:r>
-              <w:t>Badge entryZone — Método A/B</w:t>
+              <w:t>Confidence score</w:t>
             </w:r>
           </w:p>
         </w:tc>
         <w:tc>
           <w:tcPr>
-            <w:tcW w:type="dxa" w:w="6480"/>
+            <w:tcW w:type="dxa" w:w="4320"/>
           </w:tcPr>
           <w:p>
             <w:r>
-              <w:t>Nuevo badge en tarjetas COMPRAR: in_zone (verde), wait_pullback (ámbar), below_zone (rojo). Guía al trader sobre cómo y cuándo entrar.</w:t>
-            </w:r>
-          </w:p>
-        </w:tc>
-      </w:tr>
-      <w:tr>
-        <w:tc>
-          <w:tcPr>
-            <w:tcW w:type="dxa" w:w="2880"/>
-          </w:tcPr>
-          <w:p>
-            <w:r>
-              <w:t>Botón 'En Seguimiento' universal</w:t>
-            </w:r>
-          </w:p>
-        </w:tc>
-        <w:tc>
-          <w:tcPr>
-            <w:tcW w:type="dxa" w:w="6480"/>
-          </w:tcPr>
-          <w:p>
-            <w:r>
-              <w:t>Aparece en todas las tarjetas con datos válidos, no solo en MONITOREAR. Permite hacer seguimiento de setups con wait_pullback (Método B).</w:t>
-            </w:r>
-          </w:p>
-        </w:tc>
-      </w:tr>
-      <w:tr>
-        <w:tc>
-          <w:tcPr>
-            <w:tcW w:type="dxa" w:w="2880"/>
-          </w:tcPr>
-          <w:p>
-            <w:r>
-              <w:t>max_days con distancia real</w:t>
-            </w:r>
-          </w:p>
-        </w:tc>
-        <w:tc>
-          <w:tcPr>
-            <w:tcW w:type="dxa" w:w="6480"/>
-          </w:tcPr>
-          <w:p>
-            <w:r>
-              <w:t>dist_to_target_pct = (target - price) / price × 100. Antes era 12.5% fijo. Ahora usa la distancia real calculada por calc_levels.</w:t>
-            </w:r>
-          </w:p>
-        </w:tc>
-      </w:tr>
-      <w:tr>
-        <w:tc>
-          <w:tcPr>
-            <w:tcW w:type="dxa" w:w="2880"/>
-          </w:tcPr>
-          <w:p>
-            <w:r>
-              <w:t>Estrellas de contexto separadas del score</w:t>
-            </w:r>
-          </w:p>
-        </w:tc>
-        <w:tc>
-          <w:tcPr>
-            <w:tcW w:type="dxa" w:w="6480"/>
-          </w:tcPr>
-          <w:p>
-            <w:r>
-              <w:t>Earnings y ex-dividend ya no penalizan el score técnico. Ahora afectan las estrellas de contexto (calc_context_stars). Nuevo criterio: precio &gt;10% sobre target analistas, Mansfield RS &lt;-2 con SMA21&gt;SMA50.</w:t>
+              <w:t>Cuántos de los 7 criterios tienen datos reales vs defaults. Alta (≥6/7), Media (4/7), Baja (&lt;4/7).</w:t>
             </w:r>
           </w:p>
         </w:tc>
@@ -3291,71 +3924,18 @@
         <w:pStyle w:val="Heading2"/>
       </w:pPr>
       <w:r>
-        <w:t>Mini chart (Sparkline) en tarjetas</w:t>
+        <w:t>Endpoints position</w:t>
       </w:r>
     </w:p>
     <w:p>
-      <w:pPr>
-        <w:pStyle w:val="ListBullet"/>
-      </w:pPr>
       <w:r>
-        <w:t>Gráfico de precio de los últimos 30 días (prices20d) embebido en cada tarjeta.</w:t>
-      </w:r>
-    </w:p>
-    <w:p>
-      <w:pPr>
-        <w:pStyle w:val="ListBullet"/>
-      </w:pPr>
-      <w:r>
-        <w:t>Línea de SMA21 diaria superpuesta (sma21Series — array de 30 valores calculados en backend).</w:t>
-      </w:r>
-    </w:p>
-    <w:p>
-      <w:pPr>
-        <w:pStyle w:val="ListBullet"/>
-      </w:pPr>
-      <w:r>
-        <w:t>Banda de zona de entrada (ReferenceArea verde) entre entryLow y entryHigh.</w:t>
-      </w:r>
-    </w:p>
-    <w:p>
-      <w:pPr>
-        <w:pStyle w:val="ListBullet"/>
-      </w:pPr>
-      <w:r>
-        <w:t>Líneas de referencia para Stop-Loss (rojo) y Target (verde).</w:t>
-      </w:r>
-    </w:p>
-    <w:p>
-      <w:pPr>
-        <w:pStyle w:val="ListBullet"/>
-      </w:pPr>
-      <w:r>
-        <w:t>Botón ⤢ expande el gráfico en modal con mayor resolución.</w:t>
-      </w:r>
-    </w:p>
-    <w:p>
-      <w:pPr>
-        <w:pStyle w:val="ListBullet"/>
-      </w:pPr>
-      <w:r>
-        <w:t>Modal: CartesianGrid, eje Y derecho (tickCount=7), crosshair interactivo (línea vertical + horizontal) al hacer hover — estilo investing.com.</w:t>
-      </w:r>
-    </w:p>
-    <w:p>
-      <w:pPr>
-        <w:pStyle w:val="ListBullet"/>
-      </w:pPr>
-      <w:r>
-        <w:t>Colores: precio = cyan (#00d4ff), SMA21 = naranja (#fb923c).</w:t>
-      </w:r>
-    </w:p>
-    <w:p>
-      <w:pPr>
-        <w:pStyle w:val="ListBullet"/>
-      </w:pPr>
-      <w:r>
-        <w:t>Labels dentro del modal: Entrada $X–$Y, SL $X, TP $X.</w:t>
+        <w:t>GET  /analyze-position/{ticker}  — análisis completo + scorecard</w:t>
+        <w:br/>
+        <w:t>GET  /screener-position          — candidatos (lee data/screener_position.json)</w:t>
+        <w:br/>
+        <w:t>POST /screener-position/refresh  — trigger manual de refresh</w:t>
+        <w:br/>
+        <w:t>GET  /sector-rotation            — RS Mansfield 11 sectores SPDR vs SPY (cache 1h)</w:t>
       </w:r>
     </w:p>
     <w:p>
@@ -3363,71 +3943,27 @@
         <w:pStyle w:val="Heading2"/>
       </w:pPr>
       <w:r>
-        <w:t>Vista tabla comparativa de watchlist</w:t>
+        <w:t>Componentes clave position</w:t>
       </w:r>
     </w:p>
     <w:p>
-      <w:pPr>
-        <w:pStyle w:val="ListBullet"/>
-      </w:pPr>
       <w:r>
-        <w:t>Toggle ☰/⊞ independiente por tab (Watchlist y En Seguimiento tienen estado separado).</w:t>
-      </w:r>
-    </w:p>
-    <w:p>
-      <w:pPr>
-        <w:pStyle w:val="ListBullet"/>
-      </w:pPr>
-      <w:r>
-        <w:t>Columnas: Ticker (con fecha de actualización), Precio, Score, Señal, RSI, Zona entrada, Dist. rango, R:B, Acciones.</w:t>
-      </w:r>
-    </w:p>
-    <w:p>
-      <w:pPr>
-        <w:pStyle w:val="ListBullet"/>
-      </w:pPr>
-      <w:r>
-        <w:t>Dist. rango: calcula % entre precio actual y punto medio del rango de entrada. Muestra "En rango" (verde), "+X% arriba" (ámbar), "−X% abajo" (cyan).</w:t>
-      </w:r>
-    </w:p>
-    <w:p>
-      <w:pPr>
-        <w:pStyle w:val="ListBullet"/>
-      </w:pPr>
-      <w:r>
-        <w:t>Ordenamiento por click en cabecera de columna: Ticker, Score, Señal, RSI, Dist. rango, R:B. Toggle asc/desc con iconos ↑/↓.</w:t>
-      </w:r>
-    </w:p>
-    <w:p>
-      <w:pPr>
-        <w:pStyle w:val="ListBullet"/>
-      </w:pPr>
-      <w:r>
-        <w:t>Filtros: búsqueda por texto de ticker + botones por señal (Todas/COMPRAR/MONITOREAR/ESPERAR/EVITAR/VENDER). Contador filas visibles/total.</w:t>
-      </w:r>
-    </w:p>
-    <w:p>
-      <w:pPr>
-        <w:pStyle w:val="ListBullet"/>
-      </w:pPr>
-      <w:r>
-        <w:t>Columna Acciones: ↻ actualiza el ticker directo via API sin abrir modal (gira mientras carga). × elimina de watchlist.</w:t>
-      </w:r>
-    </w:p>
-    <w:p>
-      <w:pPr>
-        <w:pStyle w:val="ListBullet"/>
-      </w:pPr>
-      <w:r>
-        <w:t>Click en fila abre StockCard en modal overlay. La × de eliminar está oculta en este modal (hideRemove=true) para evitar eliminación accidental.</w:t>
-      </w:r>
-    </w:p>
-    <w:p>
-      <w:pPr>
-        <w:pStyle w:val="ListBullet"/>
-      </w:pPr>
-      <w:r>
-        <w:t>Lee de analysisCache — sin nuevas llamadas API.</w:t>
+        <w:t>PositionCard: Auto-analiza SOLO si no hay cache (hasFetched ref). Botón ↻ individual re-analiza y actualiza cache. Warnings: Stage 4, mercado bajista (SPY &lt; SMA200), earnings, ex-dividend, caché viejo. Score bar con decisión color-coded, vetos destacados. Sizing calculator integrado. Scorecard expandible.</w:t>
+        <w:br/>
+        <w:br/>
+        <w:t>PositionWatchlistTable: Columnas — ticker, precio, score/51, decisión, RSI, RS SPY, Stage, macro ▲/▼, sector, acciones. Click fila → modal con PositionCard.</w:t>
+        <w:br/>
+        <w:br/>
+        <w:t>PositionScreener: Candidatos Finviz vía /api/screener-position. Badge "Base Nsem" (verde=sound, ámbar=short). Filtros por sector.</w:t>
+        <w:br/>
+        <w:br/>
+        <w:t>SectorRotation (tab Mercado): 11 sectores SPDR ordenados por RS Mansfield desc. Badges TOP/WEAK. Cache 1h.</w:t>
+        <w:br/>
+        <w:br/>
+        <w:t>PositionJournal: CRUD sobre tabla position_trades.</w:t>
+        <w:br/>
+        <w:br/>
+        <w:t>PositionDashboard: P&amp;L mensual, win rate, win rate por decisión (convicción/cautela).</w:t>
       </w:r>
     </w:p>
     <w:p>
@@ -3435,55 +3971,26 @@
         <w:pStyle w:val="Heading2"/>
       </w:pPr>
       <w:r>
-        <w:t>Persistencia del análisis (analysisCache en Supabase)</w:t>
+        <w:t>Screener position (GitHub Actions)</w:t>
       </w:r>
     </w:p>
     <w:p>
-      <w:pPr>
-        <w:pStyle w:val="ListBullet"/>
-      </w:pPr>
       <w:r>
-        <w:t>Campo analysis_cache jsonb agregado a la tabla watchlist.</w:t>
-      </w:r>
-    </w:p>
-    <w:p>
-      <w:pPr>
-        <w:pStyle w:val="ListBullet"/>
-      </w:pPr>
-      <w:r>
-        <w:t>Cada entrada del cache incluye _savedAt (ISO timestamp) para mostrar antigüedad.</w:t>
-      </w:r>
-    </w:p>
-    <w:p>
-      <w:pPr>
-        <w:pStyle w:val="ListBullet"/>
-      </w:pPr>
-      <w:r>
-        <w:t>Al cargar la app, el cache previo se restaura inmediatamente desde Supabase — las tarjetas muestran datos sin re-analizar.</w:t>
-      </w:r>
-    </w:p>
-    <w:p>
-      <w:pPr>
-        <w:pStyle w:val="ListBullet"/>
-      </w:pPr>
-      <w:r>
-        <w:t>upsertAll() — helper único que siempre escribe tickers + monitor_tickers + analysis_cache juntos para evitar sobrescrituras parciales.</w:t>
-      </w:r>
-    </w:p>
-    <w:p>
-      <w:pPr>
-        <w:pStyle w:val="ListBullet"/>
-      </w:pPr>
-      <w:r>
-        <w:t>Refs (analysisCacheRef, watchlistRef, monitorTickersRef) evitan stale closures en callbacks asíncronos.</w:t>
-      </w:r>
-    </w:p>
-    <w:p>
-      <w:pPr>
-        <w:pStyle w:val="ListBullet"/>
-      </w:pPr>
-      <w:r>
-        <w:t>Fecha visible en tabla ("hoy/ayer/hace Xd") y en tarjeta ("Actualizado hoy/ayer/hace Xd") junto al badge de precio.</w:t>
+        <w:t>Cron: 0 14 * * 1 (lunes 14:00 UTC = 10:00 AM ET)</w:t>
+        <w:br/>
+        <w:t>Script: scripts/run_screener_position.py</w:t>
+        <w:br/>
+        <w:t xml:space="preserve">  1. Scraping Finviz con filtros: Precio&gt;SMA200, SMA50&gt;SMA200 (golden cross), RSI 40–65, Vol&gt;500k, Cap&gt;$300M, NYSE+NASDAQ</w:t>
+        <w:br/>
+        <w:t xml:space="preserve">  2. Enriquece con AV OVERVIEW (revGrowth, epsGrowth, mktCap, sector, industry)</w:t>
+        <w:br/>
+        <w:t xml:space="preserve">  3. Llama AV Weekly Adjusted por candidato → weeksInBase + baseQuality</w:t>
+        <w:br/>
+        <w:t xml:space="preserve">  4. Fallback: datos previos → lista curada 20 large-caps</w:t>
+        <w:br/>
+        <w:t xml:space="preserve">  5. Guarda data/screener_position.json y hace commit</w:t>
+        <w:br/>
+        <w:t xml:space="preserve">  6. Actualiza data/screener_position_history.json (máx 52 semanas acumuladas)</w:t>
       </w:r>
     </w:p>
     <w:p>
@@ -3491,31 +3998,30 @@
         <w:pStyle w:val="Heading2"/>
       </w:pPr>
       <w:r>
-        <w:t>Journal — búsqueda por ticker</w:t>
+        <w:t>Patrón crítico — upsertAll</w:t>
       </w:r>
     </w:p>
     <w:p>
-      <w:pPr>
-        <w:pStyle w:val="ListBullet"/>
-      </w:pPr>
       <w:r>
-        <w:t>Input de búsqueda instantánea a la derecha de los filtros de estado.</w:t>
-      </w:r>
-    </w:p>
-    <w:p>
-      <w:pPr>
-        <w:pStyle w:val="ListBullet"/>
-      </w:pPr>
-      <w:r>
-        <w:t>Combina con el filtro de estado activo (ej: buscar "AAPL" dentro de "Cerradas").</w:t>
-      </w:r>
-    </w:p>
-    <w:p>
-      <w:pPr>
-        <w:pStyle w:val="ListBullet"/>
-      </w:pPr>
-      <w:r>
-        <w:t>Muestra contador de resultados y botón × para limpiar.</w:t>
+        <w:t>NUNCA hacer upserts parciales. Siempre escribir todos los campos juntos:</w:t>
+        <w:br/>
+        <w:br/>
+        <w:t>supabase.from('watchlist').upsert({</w:t>
+        <w:br/>
+        <w:t xml:space="preserve">  user_id:            session.user.id,</w:t>
+        <w:br/>
+        <w:t xml:space="preserve">  position_watchlist: wl    ?? watchlistRef.current,</w:t>
+        <w:br/>
+        <w:t xml:space="preserve">  position_cache:     cache ?? posCacheRef.current,</w:t>
+        <w:br/>
+        <w:t xml:space="preserve">  updated_at:         new Date().toISOString(),</w:t>
+        <w:br/>
+        <w:t>}, { onConflict:'user_id' })</w:t>
+        <w:br/>
+        <w:br/>
+        <w:t>Refs obligatorios: watchlistRef, posCacheRef, dbLoaded, listsReady, saveTimer.</w:t>
+        <w:br/>
+        <w:t>Guard listsReady evita que el primer render vacíe el cache al cargar desde Supabase.</w:t>
       </w:r>
     </w:p>
     <w:p>
@@ -3523,47 +4029,18 @@
         <w:pStyle w:val="Heading2"/>
       </w:pPr>
       <w:r>
-        <w:t>exit_date — cierre de trades en Journal</w:t>
+        <w:t>Paleta de colores</w:t>
       </w:r>
     </w:p>
     <w:p>
-      <w:pPr>
-        <w:pStyle w:val="ListBullet"/>
-      </w:pPr>
       <w:r>
-        <w:t>Campo exit_date en tabla journal para tracking correcto del mes de cierre en Dashboard.</w:t>
-      </w:r>
-    </w:p>
-    <w:p>
-      <w:pPr>
-        <w:pStyle w:val="ListBullet"/>
-      </w:pPr>
-      <w:r>
-        <w:t>tradeToDb asigna exit_date = hoy solo cuando se cierra por primera vez (_originalStatus !== "closed" y exitDate es null).</w:t>
-      </w:r>
-    </w:p>
-    <w:p>
-      <w:pPr>
-        <w:pStyle w:val="ListBullet"/>
-      </w:pPr>
-      <w:r>
-        <w:t>Si el trade ya tenía exit_date, se preserva al editar — no se sobrescribe con la fecha de edición.</w:t>
-      </w:r>
-    </w:p>
-    <w:p>
-      <w:pPr>
-        <w:pStyle w:val="ListBullet"/>
-      </w:pPr>
-      <w:r>
-        <w:t>Trades legacy cerrados sin exit_date: se deja null (no se asigna fecha retroactiva).</w:t>
-      </w:r>
-    </w:p>
-    <w:p>
-      <w:pPr>
-        <w:pStyle w:val="ListBullet"/>
-      </w:pPr>
-      <w:r>
-        <w:t>Confirmación inline al cambiar status a/desde "closed": avisa que afecta exit_date y el Dashboard mensual.</w:t>
+        <w:t>bg:'#070d1a', card:'#0f1929', border:'#1a2d45'</w:t>
+        <w:br/>
+        <w:t>accent:'#00d4ff' (cyan), green:'#00e096', red:'#ff4060'</w:t>
+        <w:br/>
+        <w:t>amber:'#ffb800', text:'#dde6f0', muted:'#4a6080'</w:t>
+        <w:br/>
+        <w:t>SMA21 en charts swing: '#fb923c' (naranja)</w:t>
       </w:r>
     </w:p>
     <w:p>
@@ -3571,57 +4048,419 @@
         <w:pStyle w:val="Heading2"/>
       </w:pPr>
       <w:r>
-        <w:t>Cambios recientes — v18.0</w:t>
+        <w:t>Convenciones</w:t>
+      </w:r>
+    </w:p>
+    <w:p>
+      <w:r>
+        <w:t>- Tests swing: python3 scripts/test_scoring.py (45 tests)</w:t>
+        <w:br/>
+        <w:t>- Tests position: python3 scripts/test_position_scoring.py (36 tests)</w:t>
+        <w:br/>
+        <w:t>- Commits con Co-Authored-By: Claude Sonnet 4.6 &lt;noreply@anthropic.com&gt;</w:t>
+        <w:br/>
+        <w:t>- Push: git pull --rebase origin main &amp;&amp; git push origin main</w:t>
+        <w:br/>
+        <w:t>- Todos los estilos inline (sin CSS externo ni Tailwind)</w:t>
+        <w:br/>
+        <w:t>- fontFamily:"monospace" para números/tickers</w:t>
       </w:r>
     </w:p>
     <w:p>
       <w:pPr>
-        <w:pStyle w:val="ListBullet"/>
+        <w:pStyle w:val="Heading2"/>
       </w:pPr>
       <w:r>
-        <w:t>Mini chart 30d con SMA21, zona entrada, SL, TP, modal expandible y crosshair interactivo.</w:t>
+        <w:t>Gotchas importantes</w:t>
       </w:r>
     </w:p>
     <w:p>
       <w:pPr>
-        <w:pStyle w:val="ListBullet"/>
+        <w:pStyle w:val="ListNumber"/>
       </w:pPr>
       <w:r>
-        <w:t>Vista tabla comparativa con ordenamiento, filtros y acciones por fila.</w:t>
+        <w:t>Recharts wrapper bug: LineChart debe ser hijo directo de ResponsiveContainer. Extraerlo a un componente intermedio rompe el render.</w:t>
       </w:r>
     </w:p>
     <w:p>
       <w:pPr>
-        <w:pStyle w:val="ListBullet"/>
+        <w:pStyle w:val="ListNumber"/>
       </w:pPr>
       <w:r>
-        <w:t>Persistencia del analysisCache en Supabase (analysis_cache jsonb).</w:t>
+        <w:t>upsertAll() obligatorio: Nunca hacer upserts parciales a watchlist.</w:t>
       </w:r>
     </w:p>
     <w:p>
       <w:pPr>
-        <w:pStyle w:val="ListBullet"/>
+        <w:pStyle w:val="ListNumber"/>
       </w:pPr>
       <w:r>
-        <w:t>Búsqueda por ticker en Journal.</w:t>
+        <w:t>dbLoaded.current ref: El useEffect con guard "if (!dbLoaded.current) return" evita sobrescribir Supabase con state inicial vacío al montar.</w:t>
       </w:r>
     </w:p>
     <w:p>
       <w:pPr>
-        <w:pStyle w:val="ListBullet"/>
+        <w:pStyle w:val="ListNumber"/>
       </w:pPr>
       <w:r>
-        <w:t>exit_date para tracking mensual correcto en Dashboard.</w:t>
+        <w:t>hasFetched ref en PositionCard: Evita re-analizar al navegar entre tabs.</w:t>
       </w:r>
     </w:p>
     <w:p>
       <w:pPr>
-        <w:pStyle w:val="ListBullet"/>
+        <w:pStyle w:val="ListNumber"/>
       </w:pPr>
       <w:r>
-        <w:t>Botón eliminar oculto en modal de tabla (hideRemove) para evitar eliminación accidental.</w:t>
+        <w:t>exit_date legacy: Trades cerrados antes de v17 tienen exit_date = null. Dashboard usa t.exitDate || t.date como fallback.</w:t>
       </w:r>
     </w:p>
+    <w:p>
+      <w:pPr>
+        <w:pStyle w:val="ListNumber"/>
+      </w:pPr>
+      <w:r>
+        <w:t>hideRemove prop (swing): hideRemove=true cuando StockCard se abre desde modal de tabla.</w:t>
+      </w:r>
+    </w:p>
+    <w:p>
+      <w:pPr>
+        <w:pStyle w:val="ListNumber"/>
+      </w:pPr>
+      <w:r>
+        <w:t>Alpha Vantage: Plan premium. Precio con 15 min delay. Email personal (política NASDAQ).</w:t>
+      </w:r>
+    </w:p>
+    <w:p>
+      <w:pPr>
+        <w:pStyle w:val="ListNumber"/>
+      </w:pPr>
+      <w:r>
+        <w:t>Screener cron: GitHub Actions puede tener 1–1.5h de delay real.</w:t>
+      </w:r>
+    </w:p>
+    <w:p>
+      <w:pPr>
+        <w:pStyle w:val="ListNumber"/>
+      </w:pPr>
+      <w:r>
+        <w:t>detect_hh_hl requiere oscilaciones reales: Tendencias lineales sin pullbacks producen score=0. Correcto — en datos reales siempre hay oscilaciones.</w:t>
+      </w:r>
+    </w:p>
+    <w:p>
+      <w:pPr>
+        <w:pStyle w:val="ListNumber"/>
+      </w:pPr>
+      <w:r>
+        <w:t>analyze_base con tendencia alcista larga: Puede detectar base con range 20–35% si la acción lleva semanas subiendo. Stop más lejano. Técnicamente válido para position trading.</w:t>
+      </w:r>
+    </w:p>
+    <w:p>
+      <w:pPr>
+        <w:pStyle w:val="ListNumber"/>
+      </w:pPr>
+      <w:r>
+        <w:t>Haiku no conoce noticias recientes: El prompt usa datos históricos de AV. Siempre revisar noticias antes de ejecutar.</w:t>
+      </w:r>
+    </w:p>
+    <w:p>
+      <w:pPr>
+        <w:pStyle w:val="Heading1"/>
+      </w:pPr>
+      <w:r>
+        <w:t>Historial de versiones</w:t>
+      </w:r>
+    </w:p>
+    <w:tbl>
+      <w:tblPr>
+        <w:tblStyle w:val="TableGrid"/>
+        <w:tblW w:type="auto" w:w="0"/>
+        <w:tblLook w:firstColumn="1" w:firstRow="1" w:lastColumn="0" w:lastRow="0" w:noHBand="0" w:noVBand="1" w:val="04A0"/>
+      </w:tblPr>
+      <w:tblGrid>
+        <w:gridCol w:w="4320"/>
+        <w:gridCol w:w="4320"/>
+      </w:tblGrid>
+      <w:tr>
+        <w:tc>
+          <w:tcPr>
+            <w:tcW w:type="dxa" w:w="4320"/>
+          </w:tcPr>
+          <w:p>
+            <w:r>
+              <w:rPr>
+                <w:b/>
+              </w:rPr>
+              <w:t>Versión</w:t>
+            </w:r>
+          </w:p>
+        </w:tc>
+        <w:tc>
+          <w:tcPr>
+            <w:tcW w:type="dxa" w:w="4320"/>
+          </w:tcPr>
+          <w:p>
+            <w:r>
+              <w:rPr>
+                <w:b/>
+              </w:rPr>
+              <w:t>Cambios principales</w:t>
+            </w:r>
+          </w:p>
+        </w:tc>
+      </w:tr>
+      <w:tr>
+        <w:tc>
+          <w:tcPr>
+            <w:tcW w:type="dxa" w:w="4320"/>
+          </w:tcPr>
+          <w:p/>
+        </w:tc>
+        <w:tc>
+          <w:tcPr>
+            <w:tcW w:type="dxa" w:w="4320"/>
+          </w:tcPr>
+          <w:p/>
+        </w:tc>
+      </w:tr>
+      <w:tr>
+        <w:tc>
+          <w:tcPr>
+            <w:tcW w:type="dxa" w:w="4320"/>
+          </w:tcPr>
+          <w:p/>
+        </w:tc>
+        <w:tc>
+          <w:tcPr>
+            <w:tcW w:type="dxa" w:w="4320"/>
+          </w:tcPr>
+          <w:p/>
+        </w:tc>
+      </w:tr>
+      <w:tr>
+        <w:tc>
+          <w:tcPr>
+            <w:tcW w:type="dxa" w:w="4320"/>
+          </w:tcPr>
+          <w:p/>
+        </w:tc>
+        <w:tc>
+          <w:tcPr>
+            <w:tcW w:type="dxa" w:w="4320"/>
+          </w:tcPr>
+          <w:p/>
+        </w:tc>
+      </w:tr>
+      <w:tr>
+        <w:tc>
+          <w:tcPr>
+            <w:tcW w:type="dxa" w:w="4320"/>
+          </w:tcPr>
+          <w:p/>
+        </w:tc>
+        <w:tc>
+          <w:tcPr>
+            <w:tcW w:type="dxa" w:w="4320"/>
+          </w:tcPr>
+          <w:p/>
+        </w:tc>
+      </w:tr>
+      <w:tr>
+        <w:tc>
+          <w:tcPr>
+            <w:tcW w:type="dxa" w:w="4320"/>
+          </w:tcPr>
+          <w:p/>
+        </w:tc>
+        <w:tc>
+          <w:tcPr>
+            <w:tcW w:type="dxa" w:w="4320"/>
+          </w:tcPr>
+          <w:p/>
+        </w:tc>
+      </w:tr>
+      <w:tr>
+        <w:tc>
+          <w:tcPr>
+            <w:tcW w:type="dxa" w:w="4320"/>
+          </w:tcPr>
+          <w:p/>
+        </w:tc>
+        <w:tc>
+          <w:tcPr>
+            <w:tcW w:type="dxa" w:w="4320"/>
+          </w:tcPr>
+          <w:p/>
+        </w:tc>
+      </w:tr>
+      <w:tr>
+        <w:tc>
+          <w:tcPr>
+            <w:tcW w:type="dxa" w:w="4320"/>
+          </w:tcPr>
+          <w:p/>
+        </w:tc>
+        <w:tc>
+          <w:tcPr>
+            <w:tcW w:type="dxa" w:w="4320"/>
+          </w:tcPr>
+          <w:p/>
+        </w:tc>
+      </w:tr>
+      <w:tr>
+        <w:tc>
+          <w:tcPr>
+            <w:tcW w:type="dxa" w:w="4320"/>
+          </w:tcPr>
+          <w:p>
+            <w:r>
+              <w:t>v21.0</w:t>
+            </w:r>
+          </w:p>
+        </w:tc>
+        <w:tc>
+          <w:tcPr>
+            <w:tcW w:type="dxa" w:w="4320"/>
+          </w:tcPr>
+          <w:p>
+            <w:r>
+              <w:t>Sizing calculator en PositionCard. Badge caché viejo. Earnings/ex-dividend warnings prominentes. RS SPY sin cap (valor real %). Confidence score del análisis.</w:t>
+            </w:r>
+          </w:p>
+        </w:tc>
+      </w:tr>
+      <w:tr>
+        <w:tc>
+          <w:tcPr>
+            <w:tcW w:type="dxa" w:w="4320"/>
+          </w:tcPr>
+          <w:p>
+            <w:r>
+              <w:t>v20.0</w:t>
+            </w:r>
+          </w:p>
+        </w:tc>
+        <w:tc>
+          <w:tcPr>
+            <w:tcW w:type="dxa" w:w="4320"/>
+          </w:tcPr>
+          <w:p>
+            <w:r>
+              <w:t>estructura_tecnica: Stage 2 tardío vs emergente (slope SMA30). Volumen breakout corregido. Haiku conservador. weeks_in_base en screener. Sector Rotation tab. 36 tests position.</w:t>
+            </w:r>
+          </w:p>
+        </w:tc>
+      </w:tr>
+      <w:tr>
+        <w:tc>
+          <w:tcPr>
+            <w:tcW w:type="dxa" w:w="4320"/>
+          </w:tcPr>
+          <w:p>
+            <w:r>
+              <w:t>v19.0</w:t>
+            </w:r>
+          </w:p>
+        </w:tc>
+        <w:tc>
+          <w:tcPr>
+            <w:tcW w:type="dxa" w:w="4320"/>
+          </w:tcPr>
+          <w:p>
+            <w:r>
+              <w:t>Módulo Position Trading completo: watchlist con tarjetas/tabla, cache persistido, screener semanal, journal, dashboard. Selector de módulos. Rename a KNNS TradeAgent.</w:t>
+            </w:r>
+          </w:p>
+        </w:tc>
+      </w:tr>
+      <w:tr>
+        <w:tc>
+          <w:tcPr>
+            <w:tcW w:type="dxa" w:w="4320"/>
+          </w:tcPr>
+          <w:p>
+            <w:r>
+              <w:t>v18.0</w:t>
+            </w:r>
+          </w:p>
+        </w:tc>
+        <w:tc>
+          <w:tcPr>
+            <w:tcW w:type="dxa" w:w="4320"/>
+          </w:tcPr>
+          <w:p>
+            <w:r>
+              <w:t>Mini chart 30d + SMA21 + crosshair, tabla comparativa con ordenamiento/filtros, persistencia analysisCache en Supabase, búsqueda en Journal, exit_date para Dashboard mensual.</w:t>
+            </w:r>
+          </w:p>
+        </w:tc>
+      </w:tr>
+      <w:tr>
+        <w:tc>
+          <w:tcPr>
+            <w:tcW w:type="dxa" w:w="4320"/>
+          </w:tcPr>
+          <w:p>
+            <w:r>
+              <w:t>v17.0</w:t>
+            </w:r>
+          </w:p>
+        </w:tc>
+        <w:tc>
+          <w:tcPr>
+            <w:tcW w:type="dxa" w:w="4320"/>
+          </w:tcPr>
+          <w:p>
+            <w:r>
+              <w:t>exit_date para Dashboard mensual, confirmación al cerrar/reabrir trade, Dashboard ComposedChart, entryZone 4 estados.</w:t>
+            </w:r>
+          </w:p>
+        </w:tc>
+      </w:tr>
+      <w:tr>
+        <w:tc>
+          <w:tcPr>
+            <w:tcW w:type="dxa" w:w="4320"/>
+          </w:tcPr>
+          <w:p>
+            <w:r>
+              <w:t>v16.x</w:t>
+            </w:r>
+          </w:p>
+        </w:tc>
+        <w:tc>
+          <w:tcPr>
+            <w:tcW w:type="dxa" w:w="4320"/>
+          </w:tcPr>
+          <w:p>
+            <w:r>
+              <w:t>Mansfield RS, momentum 4 semanas, score breakdown, banner ex-dividend.</w:t>
+            </w:r>
+          </w:p>
+        </w:tc>
+      </w:tr>
+      <w:tr>
+        <w:tc>
+          <w:tcPr>
+            <w:tcW w:type="dxa" w:w="4320"/>
+          </w:tcPr>
+          <w:p>
+            <w:r>
+              <w:t>v15.x</w:t>
+            </w:r>
+          </w:p>
+        </w:tc>
+        <w:tc>
+          <w:tcPr>
+            <w:tcW w:type="dxa" w:w="4320"/>
+          </w:tcPr>
+          <w:p>
+            <w:r>
+              <w:t>Sistema de estrellas de contexto, señal monitor, botón En Seguimiento.</w:t>
+            </w:r>
+          </w:p>
+        </w:tc>
+      </w:tr>
+    </w:tbl>
     <w:sectPr>
       <w:pgSz w:w="12240" w:h="15840"/>
       <w:pgMar w:top="1440" w:right="1800" w:bottom="1440" w:left="1800" w:header="720" w:footer="720" w:gutter="0"/>
